--- a/Results_revised.docx
+++ b/Results_revised.docx
@@ -97,6 +97,18 @@
     </w:p>
     <w:p>
       <w:pPr>
+        <w:spacing w:line="480" w:lineRule="auto"/>
+        <w:ind w:firstLine="720"/>
+      </w:pPr>
+      <w:r>
+        <w:rPr>
+          <w:i w:val="0"/>
+        </w:rPr>
+        <w:t>The Rad-score separated the two groups in the training set, where patients presenting with massive haemoptysis had higher scores than those with mild-to-moderate haemoptysis (median [X] vs [Y]; p&lt;0.0001). The difference ran in the same direction in the internal validation set but did not reach statistical significance (median [X] vs [Y]; p=[Z]). With 12 cases available for that comparison, this is an indeterminate rather than a negative result (Figure 3).</w:t>
+      </w:r>
+    </w:p>
+    <w:p>
+      <w:pPr>
         <w:pStyle w:val="Heading2"/>
       </w:pPr>
       <w:r>
@@ -115,7 +127,7 @@
         <w:rPr>
           <w:i w:val="0"/>
         </w:rPr>
-        <w:t>Six variables were associated with massive haemoptysis in univariable logistic regression (Table 2, Figure 3a): tuberculosis (OR 4.23, 95% CI 1.43 to 12.51; p=0.009), bronchiectasis (OR 2.36, 95% CI 1.03 to 5.41; p=0.042), BAPF (OR 4.88, 95% CI 1.60 to 14.90; p=0.005), BAM (OR 3.84, 95% CI 1.03 to 14.31; p=0.045), fibrinogen (OR 0.57, 95% CI 0.39 to 0.83; p=0.004) and the Rad-score (OR 7.96, 95% CI 2.75 to 23.11; p&lt;0.001). Age, sex, smoking status, duration of smoking, malignancy, fungal infection, antiplatelet and antithrombotic use, PLT, D-D and INR showed no association (all p&gt;0.20). The confidence intervals for tuberculosis, BAPF, BAM and the Rad-score are wide and their lower bounds lie close to unity, which is consistent with the small number of events available (42 in total, 30 in the training set).</w:t>
+        <w:t>Six variables were associated with massive haemoptysis in univariable logistic regression (Table 2, Figure 4a): tuberculosis (OR 4.23, 95% CI 1.43 to 12.51; p=0.009), bronchiectasis (OR 2.36, 95% CI 1.03 to 5.41; p=0.042), BAPF (OR 4.88, 95% CI 1.60 to 14.90; p=0.005), BAM (OR 3.84, 95% CI 1.03 to 14.31; p=0.045), fibrinogen (OR 0.57, 95% CI 0.39 to 0.83; p=0.004) and the Rad-score (OR 7.96, 95% CI 2.75 to 23.11; p&lt;0.001). Age, sex, smoking status, duration of smoking, malignancy, fungal infection, antiplatelet and antithrombotic use, PLT, D-D and INR showed no association (all p&gt;0.20). The confidence intervals for tuberculosis, BAPF, BAM and the Rad-score are wide and their lower bounds lie close to unity, which is consistent with the small number of events available (42 in total, 30 in the training set).</w:t>
       </w:r>
     </w:p>
     <w:p>
@@ -127,7 +139,7 @@
         <w:rPr>
           <w:i w:val="0"/>
         </w:rPr>
-        <w:t>Four variables remained independently associated with massive haemoptysis after mutual adjustment (Table 2, Figure 3b): tuberculosis (OR 4.96, 95% CI 1.39 to 17.70; p=0.014), BAPF (OR 4.09, 95% CI 1.11 to 15.04; p=0.034), fibrinogen (OR 0.65, 95% CI 0.45 to 0.95; p=0.026) and the Rad-score (OR 5.21, 95% CI 1.70 to 15.94; p=0.004). Bronchiectasis and BAM did not retain independent associations. Higher fibrinogen was associated with a lower probability of massive presentation. With 30 events and four retained predictors, the multivariable model operates at roughly 7.5 events per variable, below the conventional threshold of ten, so the adjusted point estimates should be read as provisional.</w:t>
+        <w:t>Four variables remained independently associated with massive haemoptysis after mutual adjustment (Table 2, Figure 4b): tuberculosis (OR 4.96, 95% CI 1.39 to 17.70; p=0.014), BAPF (OR 4.09, 95% CI 1.11 to 15.04; p=0.034), fibrinogen (OR 0.65, 95% CI 0.45 to 0.95; p=0.026) and the Rad-score (OR 5.21, 95% CI 1.70 to 15.94; p=0.004). Bronchiectasis and BAM did not retain independent associations. Higher fibrinogen was associated with a lower probability of massive presentation. With 30 events and four retained predictors, the multivariable model operates at roughly 7.5 events per variable, below the conventional threshold of ten, so the adjusted point estimates should be read as provisional.</w:t>
       </w:r>
     </w:p>
     <w:p>
@@ -150,7 +162,7 @@
         <w:rPr>
           <w:i w:val="0"/>
         </w:rPr>
-        <w:t>A clinical–radiomic nomogram was constructed from the four independent variables, converting each into a partial point score and mapping the total to an individualised probability of massive haemoptysis at presentation (Figure 4). The Rad-score carries the largest weight, spanning the full 0 to 100 point range across its observed interval of −4 to 0.5. Fibrinogen contributes up to approximately 50 points on an inverted scale, so that lower values attract more points. Tuberculosis and BAPF contribute approximately 21 and 19 points respectively when present. Total scores range from 0 to 160, and the diagnostic probability scale becomes informative above a total of roughly 80 points.</w:t>
+        <w:t>A clinical–radiomic nomogram was constructed from the four independent variables, converting each into a partial point score and mapping the total to an individualised probability of massive haemoptysis at presentation (Figure 5). The Rad-score carries the largest weight, spanning the full 0 to 100 point range across its observed interval of −4 to 0.5. Fibrinogen contributes up to approximately 50 points on an inverted scale, so that lower values attract more points. Tuberculosis and BAPF contribute approximately 21 and 19 points respectively when present. Total scores range from 0 to 160, and the diagnostic probability scale becomes informative above a total of roughly 80 points.</w:t>
       </w:r>
     </w:p>
     <w:p>
@@ -162,7 +174,31 @@
         <w:rPr>
           <w:i w:val="0"/>
         </w:rPr>
-        <w:t>Discrimination was good in the training set, with an area under the receiver operating characteristic curve (AUC) of 0.840 (95% CI 0.764 to 0.915), accuracy 0.817 (107/131), sensitivity 0.733 (22/30) and specificity 0.842 (85/101). In the internal validation set the point estimate remained similar but the estimate was far less precise: AUC 0.781 (95% CI 0.614 to 0.949), accuracy 0.719 (41/57), sensitivity 0.667 (8/12) and specificity 0.733 (33/45) (Table 3, Figure 5). The validation interval spans 0.335 AUC units and its lower bound approaches the 0.5 no-discrimination line, so the validation result is compatible with performance ranging from marginal to excellent and should not be read as confirmation of the training estimate.</w:t>
+        <w:t>A single classification cut-point of 0.255 in estimated probability was derived from the maximum Youden index of the training-set ROC curve. This cut-point was then applied unchanged to the internal validation set; no cut-point was re-optimised in the validation data.</w:t>
+      </w:r>
+    </w:p>
+    <w:p>
+      <w:pPr>
+        <w:spacing w:line="480" w:lineRule="auto"/>
+        <w:ind w:firstLine="720"/>
+      </w:pPr>
+      <w:r>
+        <w:rPr>
+          <w:i w:val="0"/>
+        </w:rPr>
+        <w:t>Discrimination was good in the training set, with an area under the receiver operating characteristic curve (AUC) of 0.840 (95% CI 0.764 to 0.915), accuracy 0.817 (107/131), sensitivity 0.733 (22/30) and specificity 0.842 (85/101). In the internal validation set the point estimate remained similar but the estimate was far less precise: AUC 0.781 (95% CI 0.614 to 0.949), accuracy 0.719 (41/57), sensitivity 0.667 (8/12) and specificity 0.733 (33/45) (Table 3, Figure 6). The validation interval spans 0.335 AUC units and its lower bound approaches the 0.5 no-discrimination line, so the validation result is compatible with performance ranging from marginal to excellent and should not be read as confirmation of the training estimate.</w:t>
+      </w:r>
+    </w:p>
+    <w:p>
+      <w:pPr>
+        <w:spacing w:line="480" w:lineRule="auto"/>
+        <w:ind w:firstLine="720"/>
+      </w:pPr>
+      <w:r>
+        <w:rPr>
+          <w:i w:val="0"/>
+        </w:rPr>
+        <w:t>An unpaired DeLong test comparing the two cohorts did not detect a difference between the training and validation AUCs (D=0.604, df=80.7, p=0.547). Two features of this comparison limit what it establishes. The training AUC is an apparent estimate obtained on the data used to fit the model and is therefore optimistically biased, whereas the validation AUC is not, so the two quantities are not exchangeable. The validation set also contains only 12 events, which leaves the test with little power to detect a drop in discrimination. The result therefore indicates that the available data do not detect deterioration between cohorts, not that discrimination has been shown to be stable.</w:t>
       </w:r>
     </w:p>
     <w:p>
@@ -185,7 +221,7 @@
         <w:rPr>
           <w:i w:val="0"/>
         </w:rPr>
-        <w:t>Three models were compared in the training set (Figure 6). Model A, the Rad-score alone, achieved an AUC of 0.761 (95% CI 0.672 to 0.850). Model B, the clinical model combining tuberculosis, BAPF and fibrinogen, achieved 0.769 (95% CI 0.663 to 0.876). Model C, the combined clinical–radiomic nomogram, achieved the numerically highest value at 0.840 (95% CI 0.764 to 0.915). The three confidence intervals overlap substantially, and no formal comparison of correlated ROC curves (DeLong test) or reclassification analysis (NRI, IDI) was performed. The apparent gain from combining the clinical and radiomic components is therefore suggestive rather than established. Single-variable ROC analyses for each candidate predictor are shown for reference in Figure 7, where the combined nomogram curve lies outside every individual predictor curve across most of the operating range and the Rad-score is the strongest single contributor.</w:t>
+        <w:t>Three models were compared in the training set (Figure 7). Model A, the Rad-score alone, achieved an AUC of 0.761 (95% CI 0.672 to 0.850). Model B, the clinical model combining tuberculosis, BAPF and fibrinogen, achieved 0.769 (95% CI 0.663 to 0.876). Model C, the combined clinical–radiomic nomogram, achieved the numerically highest value at 0.840 (95% CI 0.764 to 0.915). The three confidence intervals overlap substantially, and no formal comparison of correlated ROC curves (DeLong test) or reclassification analysis (NRI, IDI) was performed. The apparent gain from combining the clinical and radiomic components is therefore suggestive rather than established. The unpaired DeLong test reported above compares the same model across the two cohorts and does not bear on this question; a paired DeLong test among Models A, B and C within the training cohort would be required, and was not performed. Single-variable ROC analyses for each candidate predictor are shown for reference in Supplementary Figure S1, where the combined nomogram curve lies outside every individual predictor curve across most of the operating range and the Rad-score is the strongest single contributor.</w:t>
       </w:r>
     </w:p>
     <w:p>
@@ -259,7 +295,7 @@
         <w:rPr>
           <w:i/>
         </w:rPr>
-        <w:t>Figures have been renumbered to follow order of first citation. New Figure 6 = old Figure 9; new Figure 7 = old Figure 8; new Figure 8 = old Figure 6; new Figure 9 = old Figure 7. Figures 1 to 5 are unchanged. Update cross-references elsewhere in the manuscript.</w:t>
+        <w:t>Figures have been renumbered to follow order of first citation and to accommodate the new Rad-score distribution figure. New Figure 3 is new; new Figure 4 = old Figure 3; new Figure 5 = old Figure 4; new Figure 6 = old Figure 5; new Figure 7 = old Figure 9; new Figure 8 = old Figure 6; new Figure 9 = old Figure 7; old Figure 8 moves to Supplementary Figure S1. Figures 1 and 2 are unchanged. Update cross-references elsewhere in the manuscript.</w:t>
       </w:r>
     </w:p>
     <w:p>
@@ -301,7 +337,22 @@
         <w:rPr>
           <w:b/>
         </w:rPr>
-        <w:t>Figure 3.</w:t>
+        <w:t>Figure 3. [NEW]</w:t>
+      </w:r>
+      <w:r>
+        <w:t xml:space="preserve"> Distribution of the Rad-score by presentation group in (a) the training cohort and (b) the internal validation cohort. Boxes show the median and interquartile range, whiskers extend to 1.5 times the interquartile range, and individual patients are overlaid. [Artwork note: in the source file supplied, the two panels are transposed relative to their captions. The panel with 12 case points is the validation cohort and the panel with 30 case points is the training cohort; swap them. Replace the asterisk significance markers with exact p-values, state the test used, and remove the stray '0' from the x-axis label 'No massive hemoptysis0'.]</w:t>
+      </w:r>
+    </w:p>
+    <w:p>
+      <w:pPr>
+        <w:spacing w:line="480" w:lineRule="auto" w:after="120"/>
+        <w:ind w:firstLine="0"/>
+      </w:pPr>
+      <w:r>
+        <w:rPr>
+          <w:b/>
+        </w:rPr>
+        <w:t>Figure 4.</w:t>
       </w:r>
       <w:r>
         <w:t xml:space="preserve"> Forest plots of (a) univariable and (b) multivariable logistic regression for massive haemoptysis in the training cohort. Squares denote odds-ratio point estimates and horizontal lines the 95% confidence intervals. Arrowheads in (a) indicate intervals extending beyond the plotted axis.</w:t>
@@ -316,7 +367,7 @@
         <w:rPr>
           <w:b/>
         </w:rPr>
-        <w:t>Figure 4.</w:t>
+        <w:t>Figure 5.</w:t>
       </w:r>
       <w:r>
         <w:t xml:space="preserve"> Nomogram for the individualised probability of massive haemoptysis at presentation, built from tuberculosis, BAPF, fibrinogen and the Rad-score. Fibrinogen is plotted on a descending scale, so lower values attract more points.</w:t>
@@ -331,25 +382,10 @@
         <w:rPr>
           <w:b/>
         </w:rPr>
-        <w:t>Figure 5.</w:t>
-      </w:r>
-      <w:r>
-        <w:t xml:space="preserve"> ROC curves of the clinical–radiomic nomogram in (a) the training cohort and (b) the internal validation cohort.</w:t>
-      </w:r>
-    </w:p>
-    <w:p>
-      <w:pPr>
-        <w:spacing w:line="480" w:lineRule="auto" w:after="120"/>
-        <w:ind w:firstLine="0"/>
-      </w:pPr>
-      <w:r>
-        <w:rPr>
-          <w:b/>
-        </w:rPr>
         <w:t>Figure 6.</w:t>
       </w:r>
       <w:r>
-        <w:t xml:space="preserve"> Comparison of ROC curves for three models in the training cohort. Model A, Rad-score alone; Model B, clinical model (tuberculosis, BAPF and fibrinogen); Model C, combined clinical–radiomic nomogram. Confidence intervals overlap and no formal test of curve difference was performed.</w:t>
+        <w:t xml:space="preserve"> ROC curves of the clinical–radiomic nomogram in (a) the training cohort and (b) the internal validation cohort. The classification cut-point of 0.255 was derived from the maximum Youden index in the training cohort and applied unchanged to the validation cohort. [Artwork note: delete the 0.447 annotation from the validation panel. That value is the cut-point optimised within the validation set itself, and leaving it on the figure will be read as re-optimisation in the validation data.]</w:t>
       </w:r>
     </w:p>
     <w:p>
@@ -364,7 +400,7 @@
         <w:t>Figure 7.</w:t>
       </w:r>
       <w:r>
-        <w:t xml:space="preserve"> ROC curves for each individual candidate predictor and for the combined nomogram (Nomo) in the training cohort. TB and BAPF are binary variables, so their curves consist of two linear segments.</w:t>
+        <w:t xml:space="preserve"> Comparison of ROC curves for three models in the training cohort. Model A, Rad-score alone; Model B, clinical model (tuberculosis, BAPF and fibrinogen); Model C, combined clinical–radiomic nomogram. Confidence intervals overlap and no formal test of curve difference was performed.</w:t>
       </w:r>
     </w:p>
     <w:p>
@@ -397,6 +433,21 @@
         <w:t xml:space="preserve"> Decision-curve analysis in (a) the training cohort and (b) the internal validation cohort, showing net benefit of the nomogram against the treat-all and treat-none reference strategies.</w:t>
       </w:r>
     </w:p>
+    <w:p>
+      <w:pPr>
+        <w:spacing w:line="480" w:lineRule="auto" w:after="120"/>
+        <w:ind w:firstLine="0"/>
+      </w:pPr>
+      <w:r>
+        <w:rPr>
+          <w:b/>
+        </w:rPr>
+        <w:t>Supplementary Figure S1.</w:t>
+      </w:r>
+      <w:r>
+        <w:t xml:space="preserve"> ROC curves for each individual candidate predictor and for the combined nomogram (Nomo) in the training cohort. TB and BAPF are binary variables, so their curves consist of two linear segments.</w:t>
+      </w:r>
+    </w:p>
     <w:p/>
     <w:p>
       <w:pPr>
@@ -410,7 +461,73 @@
         <w:t>Table 3 footnote (suggested addition).</w:t>
       </w:r>
       <w:r>
-        <w:t xml:space="preserve"> Accuracy, sensitivity and specificity were derived at a single cut-point of estimated probability; the cut-point and its derivation (for example the Youden index in the training cohort) should be stated and the same value applied to the validation cohort.</w:t>
+        <w:t xml:space="preserve"> Accuracy, sensitivity and specificity were derived at an estimated-probability cut-point of 0.255, obtained from the maximum Youden index of the training-cohort ROC curve and applied unchanged to the internal validation cohort.</w:t>
+      </w:r>
+    </w:p>
+    <w:p/>
+    <w:p>
+      <w:pPr>
+        <w:pStyle w:val="Heading1"/>
+      </w:pPr>
+      <w:r>
+        <w:rPr>
+          <w:rFonts w:ascii="Times New Roman" w:hAnsi="Times New Roman"/>
+        </w:rPr>
+        <w:t>Outstanding items before submission</w:t>
+      </w:r>
+    </w:p>
+    <w:p>
+      <w:pPr>
+        <w:spacing w:after="120"/>
+        <w:ind w:firstLine="0"/>
+      </w:pPr>
+      <w:r>
+        <w:t>1. AUC discrepancy. Table 3, Figure 6, Figure 7 (Model C) and Figure 8 all report a training AUC of 0.840 and a validation AUC of 0.781, whereas the supplementary ROC curves and the DeLong output report 0.850 and 0.794. The operating point at the 0.255 cut-point likewise differs (sensitivity 0.767 in the supplementary figure versus 0.733 in Table 3). Confirm which analysis run is final and make all five locations report the same values. The numbers used in this draft are the manuscript's existing 0.840 / 0.781.</w:t>
+      </w:r>
+    </w:p>
+    <w:p>
+      <w:pPr>
+        <w:spacing w:after="120"/>
+        <w:ind w:firstLine="0"/>
+      </w:pPr>
+      <w:r>
+        <w:t>2. Rad-score figure panels are transposed relative to their captions (see Figure 3 note).</w:t>
+      </w:r>
+    </w:p>
+    <w:p>
+      <w:pPr>
+        <w:spacing w:after="120"/>
+        <w:ind w:firstLine="0"/>
+      </w:pPr>
+      <w:r>
+        <w:t>3. Median and interquartile range for the Rad-score in each group and cohort, the exact validation p-value, and the test used, are still needed to replace the [X], [Y] and [Z] placeholders in the Results text.</w:t>
+      </w:r>
+    </w:p>
+    <w:p>
+      <w:pPr>
+        <w:spacing w:after="120"/>
+        <w:ind w:firstLine="0"/>
+      </w:pPr>
+      <w:r>
+        <w:t>4. A paired DeLong test among Models A, B and C within the training cohort, and NRI or IDI, are still required if the incremental value of combining the clinical and radiomic components is to be claimed rather than described.</w:t>
+      </w:r>
+    </w:p>
+    <w:p>
+      <w:pPr>
+        <w:spacing w:after="120"/>
+        <w:ind w:firstLine="0"/>
+      </w:pPr>
+      <w:r>
+        <w:t>5. Delete the 0.447 annotation from the validation ROC panel.</w:t>
+      </w:r>
+    </w:p>
+    <w:p>
+      <w:pPr>
+        <w:spacing w:after="120"/>
+        <w:ind w:firstLine="0"/>
+      </w:pPr>
+      <w:r>
+        <w:t>6. Remove the two unrelated references at the end of the section (Ao et al. on ferroptosis in rheumatoid arthritis; Shen et al. on the alpha-7 nicotinic acetylcholine receptor agonist).</w:t>
       </w:r>
     </w:p>
     <w:sectPr>

--- a/Results_revised.docx
+++ b/Results_revised.docx
@@ -104,7 +104,7 @@
         <w:rPr>
           <w:i w:val="0"/>
         </w:rPr>
-        <w:t>The Rad-score separated the two groups in the training set, where patients presenting with massive haemoptysis had higher scores than those with mild-to-moderate haemoptysis (median [X] vs [Y]; p&lt;0.0001). The difference ran in the same direction in the internal validation set but did not reach statistical significance (median [X] vs [Y]; p=[Z]). With 12 cases available for that comparison, this is an indeterminate rather than a negative result (Figure 3).</w:t>
+        <w:t>The Rad-score was higher in patients presenting with massive haemoptysis than in those with mild-to-moderate haemoptysis in the training cohort (median −1.043, IQR −1.189 to −0.706, n=30 versus median −1.361, IQR −1.640 to −1.062, n=101; Mann–Whitney U, p&lt;0.01). The difference ran in the same direction in the internal validation cohort (median −1.029, IQR −1.275 to −0.596, n=12 versus median −1.189, IQR −1.523 to −0.954, n=45) but did not reach statistical significance (p=0.122). With 12 cases available for that comparison, this is an indeterminate rather than a negative result (Figure 3, Table 4).</w:t>
       </w:r>
     </w:p>
     <w:p>
@@ -198,7 +198,7 @@
         <w:rPr>
           <w:i w:val="0"/>
         </w:rPr>
-        <w:t>An unpaired DeLong test comparing the two cohorts did not detect a difference between the training and validation AUCs (D=0.604, df=80.7, p=0.547). Two features of this comparison limit what it establishes. The training AUC is an apparent estimate obtained on the data used to fit the model and is therefore optimistically biased, whereas the validation AUC is not, so the two quantities are not exchangeable. The validation set also contains only 12 events, which leaves the test with little power to detect a drop in discrimination. The result therefore indicates that the available data do not detect deterioration between cohorts, not that discrimination has been shown to be stable.</w:t>
+        <w:t>An unpaired DeLong test comparing the two cohorts did not detect a difference between the training and validation AUCs (D=0.604, df=80.7, p=0.547). Two features of this comparison limit what it establishes. The training AUC is an apparent estimate obtained on the data used to fit the model and is therefore optimistically biased, whereas the validation AUC is not, so the two quantities are not exchangeable. The validation set also contains only 12 events, which leaves the test with little power to detect a drop in discrimination. The result therefore indicates that the available data do not detect deterioration between cohorts, not that discrimination has been shown to be stable. This comparison is also distinct from the between-model comparisons reported in the next section, and the two cannot substitute for one another.</w:t>
       </w:r>
     </w:p>
     <w:p>
@@ -221,7 +221,43 @@
         <w:rPr>
           <w:i w:val="0"/>
         </w:rPr>
-        <w:t>Three models were compared in the training set (Figure 7). Model A, the Rad-score alone, achieved an AUC of 0.761 (95% CI 0.672 to 0.850). Model B, the clinical model combining tuberculosis, BAPF and fibrinogen, achieved 0.769 (95% CI 0.663 to 0.876). Model C, the combined clinical–radiomic nomogram, achieved the numerically highest value at 0.840 (95% CI 0.764 to 0.915). The three confidence intervals overlap substantially, and no formal comparison of correlated ROC curves (DeLong test) or reclassification analysis (NRI, IDI) was performed. The apparent gain from combining the clinical and radiomic components is therefore suggestive rather than established. The unpaired DeLong test reported above compares the same model across the two cohorts and does not bear on this question; a paired DeLong test among Models A, B and C within the training cohort would be required, and was not performed. Single-variable ROC analyses for each candidate predictor are shown for reference in Supplementary Figure S1, where the combined nomogram curve lies outside every individual predictor curve across most of the operating range and the Rad-score is the strongest single contributor.</w:t>
+        <w:t>Three models were compared within each cohort: the Rad-score alone, the clinical model combining tuberculosis, BAPF and fibrinogen, and the combined clinical–radiomic nomogram (Figure 7c and 7d, Table 5). In the training cohort the combined model reached an AUC of 0.850 (95% CI 0.775 to 0.925), against 0.796 (95% CI 0.693 to 0.898) for the clinical model and 0.761 (95% CI 0.672 to 0.850) for the Rad-score alone. The corresponding validation figures were 0.794 (95% CI 0.631 to 0.958), 0.744 (95% CI 0.555 to 0.934) and 0.647 (95% CI 0.456 to 0.839).</w:t>
+      </w:r>
+    </w:p>
+    <w:p>
+      <w:pPr>
+        <w:spacing w:line="480" w:lineRule="auto"/>
+        <w:ind w:firstLine="720"/>
+      </w:pPr>
+      <w:r>
+        <w:rPr>
+          <w:i w:val="0"/>
+        </w:rPr>
+        <w:t>Paired DeLong tests gave a mixed picture. In the training cohort the combined model outperformed the Rad-score alone (ΔAUC 0.089; Z=2.058, p=0.040), but its advantage over the clinical model did not reach significance (ΔAUC 0.054; Z=1.841, p=0.066), and the Rad-score and clinical models did not differ from one another (Z=−0.514, p=0.608). Three pairwise comparisons were made in each cohort, so the nominal p of 0.040 does not survive a Bonferroni-corrected threshold of 0.0167. None of the three comparisons reached significance in the internal validation cohort (p=0.170, 0.333 and 0.506 respectively).</w:t>
+      </w:r>
+    </w:p>
+    <w:p>
+      <w:pPr>
+        <w:spacing w:line="480" w:lineRule="auto"/>
+        <w:ind w:firstLine="720"/>
+      </w:pPr>
+      <w:r>
+        <w:rPr>
+          <w:i w:val="0"/>
+        </w:rPr>
+        <w:t>Reclassification metrics were more favourable to the combined model than the change in AUC was. Adding the Rad-score to the clinical model yielded a continuous net reclassification improvement of 0.428 (95% CI 0.029 to 0.827; p=0.036) and an integrated discrimination improvement of 0.062 (95% CI 0.013 to 0.111; p=0.013) in the training cohort (Table 6). Neither reached significance in validation (NRI 0.544, 95% CI −0.076 to 1.165, p=0.085; IDI 0.064, 95% CI −0.044 to 0.171, p=0.245). Continuous NRI is known to reject the null more often than its nominal level implies, and the lower bound of the training estimate lies only just above zero, so it carries less weight than the IDI result.</w:t>
+      </w:r>
+    </w:p>
+    <w:p>
+      <w:pPr>
+        <w:spacing w:line="480" w:lineRule="auto"/>
+        <w:ind w:firstLine="720"/>
+      </w:pPr>
+      <w:r>
+        <w:rPr>
+          <w:i w:val="0"/>
+        </w:rPr>
+        <w:t>Taken together, the incremental value of the radiomic component over clinical variables alone is supported by the reclassification metrics in the training cohort, is not supported by the change in AUC in that cohort, and is not confirmed by either metric in the internal validation cohort, where 12 events leave every comparison underpowered. Single-variable ROC curves are shown in Figure 7a and 7b. The combined nomogram lies outside every individual predictor across most of the operating range in the training cohort, whereas in validation the fibrinogen curve falls below the diagonal over much of its range, indicating that this variable alone carries little discriminative information in that sample.</w:t>
       </w:r>
     </w:p>
     <w:p>
@@ -292,10 +328,7 @@
         <w:ind w:firstLine="0"/>
       </w:pPr>
       <w:r>
-        <w:rPr>
-          <w:i/>
-        </w:rPr>
-        <w:t>Figures have been renumbered to follow order of first citation and to accommodate the new Rad-score distribution figure. New Figure 3 is new; new Figure 4 = old Figure 3; new Figure 5 = old Figure 4; new Figure 6 = old Figure 5; new Figure 7 = old Figure 9; new Figure 8 = old Figure 6; new Figure 9 = old Figure 7; old Figure 8 moves to Supplementary Figure S1. Figures 1 and 2 are unchanged. Update cross-references elsewhere in the manuscript.</w:t>
+        <w:t>Figures have been renumbered to follow order of first citation and to accommodate the new Rad-score distribution figure (Figure 3) and the new four-panel ROC figure (Figure 7, which replaces the previous Figures 8 and 9 and adds validation panels). Mapping: new Figure 4 = old Figure 3; new Figure 5 = old Figure 4; new Figure 6 = old Figure 5; new Figure 8 = old Figure 6; new Figure 9 = old Figure 7. Figures 1 and 2 are unchanged. Nine main-text figures, each covering both cohorts; no supplementary figure is needed. Update cross-references elsewhere in the manuscript, in particular any reference to the Model A / B / C letters, whose meanings are reversed between the old and new artwork.</w:t>
       </w:r>
     </w:p>
     <w:p>
@@ -340,7 +373,7 @@
         <w:t>Figure 3. [NEW]</w:t>
       </w:r>
       <w:r>
-        <w:t xml:space="preserve"> Distribution of the Rad-score by presentation group in (a) the training cohort and (b) the internal validation cohort. Boxes show the median and interquartile range, whiskers extend to 1.5 times the interquartile range, and individual patients are overlaid. [Artwork note: in the source file supplied, the two panels are transposed relative to their captions. The panel with 12 case points is the validation cohort and the panel with 30 case points is the training cohort; swap them. Replace the asterisk significance markers with exact p-values, state the test used, and remove the stray '0' from the x-axis label 'No massive hemoptysis0'.]</w:t>
+        <w:t xml:space="preserve"> Distribution of the Rad-score by presentation group in (a) the training cohort and (b) the internal validation cohort. Boxes show the median and interquartile range, whiskers extend to 1.5 times the interquartile range, and individual patients are overlaid. Groups were compared by the Mann–Whitney U test. [Artwork note: the panel order has been corrected. Two items remain: the training panel prints the p-value as '&lt;0.01' while Table 4 gives '&lt;0.05', so state the exact p and make the figure, the table and the text agree; and the training panel x-axis label still reads 'No massive hemoptysis0' with a stray zero.]</w:t>
       </w:r>
     </w:p>
     <w:p>
@@ -397,10 +430,10 @@
         <w:rPr>
           <w:b/>
         </w:rPr>
-        <w:t>Figure 7.</w:t>
+        <w:t>Figure 7. [NEW]</w:t>
       </w:r>
       <w:r>
-        <w:t xml:space="preserve"> Comparison of ROC curves for three models in the training cohort. Model A, Rad-score alone; Model B, clinical model (tuberculosis, BAPF and fibrinogen); Model C, combined clinical–radiomic nomogram. Confidence intervals overlap and no formal test of curve difference was performed.</w:t>
+        <w:t xml:space="preserve"> ROC analysis of individual predictors and of the three candidate models, replacing the previous Figures 8 and 9. (a) Individual candidate predictors in the training cohort and (b) in the internal validation cohort; TB and BAPF are binary, so their curves consist of two linear segments, and Nomo denotes the combined nomogram. (c) Model comparison in the training cohort and (d) in the internal validation cohort. ModA, combined clinical–radiomic model; ModB, clinical model (tuberculosis, BAPF and fibrinogen); ModC, Rad-score alone. [Note: these letter assignments are reversed relative to the previous artwork, where ModA was the Rad-score and ModC the combined model. The text uses descriptive model names throughout to avoid the ambiguity; any use of the letters elsewhere in the manuscript must be checked. Panels (a) and (b) do not display per-variable AUC values, and the legend does not claim them.]</w:t>
       </w:r>
     </w:p>
     <w:p>
@@ -433,21 +466,6 @@
         <w:t xml:space="preserve"> Decision-curve analysis in (a) the training cohort and (b) the internal validation cohort, showing net benefit of the nomogram against the treat-all and treat-none reference strategies.</w:t>
       </w:r>
     </w:p>
-    <w:p>
-      <w:pPr>
-        <w:spacing w:line="480" w:lineRule="auto" w:after="120"/>
-        <w:ind w:firstLine="0"/>
-      </w:pPr>
-      <w:r>
-        <w:rPr>
-          <w:b/>
-        </w:rPr>
-        <w:t>Supplementary Figure S1.</w:t>
-      </w:r>
-      <w:r>
-        <w:t xml:space="preserve"> ROC curves for each individual candidate predictor and for the combined nomogram (Nomo) in the training cohort. TB and BAPF are binary variables, so their curves consist of two linear segments.</w:t>
-      </w:r>
-    </w:p>
     <w:p/>
     <w:p>
       <w:pPr>
@@ -462,6 +480,51 @@
       </w:r>
       <w:r>
         <w:t xml:space="preserve"> Accuracy, sensitivity and specificity were derived at an estimated-probability cut-point of 0.255, obtained from the maximum Youden index of the training-cohort ROC curve and applied unchanged to the internal validation cohort.</w:t>
+      </w:r>
+    </w:p>
+    <w:p>
+      <w:pPr>
+        <w:spacing w:line="480" w:lineRule="auto" w:after="120"/>
+        <w:ind w:firstLine="0"/>
+      </w:pPr>
+      <w:r>
+        <w:rPr>
+          <w:b/>
+        </w:rPr>
+        <w:t>Table 4.</w:t>
+      </w:r>
+      <w:r>
+        <w:t xml:space="preserve"> Distribution of the Rad-score by presentation group in the training and internal validation cohorts. Suggested edits: drop the redundant IQR column (IQR = Q3 minus Q1, verified for all four groups) and keep Median (Q1, Q3); move 'Mann-Whitney U' from a data column to a footnote covering all four rows.</w:t>
+      </w:r>
+    </w:p>
+    <w:p>
+      <w:pPr>
+        <w:spacing w:line="480" w:lineRule="auto" w:after="120"/>
+        <w:ind w:firstLine="0"/>
+      </w:pPr>
+      <w:r>
+        <w:rPr>
+          <w:b/>
+        </w:rPr>
+        <w:t>Table 5.</w:t>
+      </w:r>
+      <w:r>
+        <w:t xml:space="preserve"> Discrimination of the combined, clinical and Rad-score models and their pairwise comparison by DeLong's test, in the training and internal validation cohorts. This merges the two supplied tables: the per-model AUCs are already carried by the comparison table, so a separate AUC table is not needed. Footnote: combined model = Rad-score with TB, BAPF and fibrinogen; clinical model = TB, BAPF and fibrinogen.</w:t>
+      </w:r>
+    </w:p>
+    <w:p>
+      <w:pPr>
+        <w:spacing w:line="480" w:lineRule="auto" w:after="120"/>
+        <w:ind w:firstLine="0"/>
+      </w:pPr>
+      <w:r>
+        <w:rPr>
+          <w:b/>
+        </w:rPr>
+        <w:t>Table 6.</w:t>
+      </w:r>
+      <w:r>
+        <w:t xml:space="preserve"> Continuous NRI and IDI of the combined model compared with the clinical model, in the training and internal validation cohorts.</w:t>
       </w:r>
     </w:p>
     <w:p/>
@@ -482,7 +545,7 @@
         <w:ind w:firstLine="0"/>
       </w:pPr>
       <w:r>
-        <w:t>1. AUC discrepancy. Table 3, Figure 6, Figure 7 (Model C) and Figure 8 all report a training AUC of 0.840 and a validation AUC of 0.781, whereas the supplementary ROC curves and the DeLong output report 0.850 and 0.794. The operating point at the 0.255 cut-point likewise differs (sensitivity 0.767 in the supplementary figure versus 0.733 in Table 3). Confirm which analysis run is final and make all five locations report the same values. The numbers used in this draft are the manuscript's existing 0.840 / 0.781.</w:t>
+        <w:t>1. AUC discrepancy (blocking). Table 3, the nomogram ROC figure and the calibration figure report a training AUC of 0.840 and a validation AUC of 0.781, whereas every artefact in the supplementary materials, including the ROC curves, the DeLong output and the model tables, reports 0.850 and 0.794. The Rad-score-only model is identical across the two runs (0.761 with the same interval); only the clinical model (0.769 to 0.796) and the combined model (0.840 to 0.850) changed. One hypothesis worth checking is that 0.840 is the AUC of the nomogram total-points score and 0.850 that of the model linear predictor, in which case both may be reported provided each is labelled; that hypothesis does not, however, account for the change in the clinical model. If the newer run is adopted, Table 3, the calibration figure (its printed C statistic and its intercept, slope, Brier and Emax) and the decision curves must all be regenerated, and the nomogram point allocations and the multivariable odds ratios in Table 2 checked for consequent change. This draft keeps 0.840 and 0.781.</w:t>
       </w:r>
     </w:p>
     <w:p>
@@ -491,7 +554,7 @@
         <w:ind w:firstLine="0"/>
       </w:pPr>
       <w:r>
-        <w:t>2. Rad-score figure panels are transposed relative to their captions (see Figure 3 note).</w:t>
+        <w:t>2. Exact p-value for the training-cohort Rad-score comparison. Three renderings are currently in circulation: the first figure version showed four asterisks, the current figure shows '&lt;0.01' and Table 4 shows '&lt;0.05'. The text uses p&lt;0.01 pending an exact value.</w:t>
       </w:r>
     </w:p>
     <w:p>
@@ -500,7 +563,7 @@
         <w:ind w:firstLine="0"/>
       </w:pPr>
       <w:r>
-        <w:t>3. Median and interquartile range for the Rad-score in each group and cohort, the exact validation p-value, and the test used, are still needed to replace the [X], [Y] and [Z] placeholders in the Results text.</w:t>
+        <w:t>3. Model letter reversal. ModA and ModC have swapped meanings between the old and new artwork. The Results text now names models descriptively; the Discussion must be checked.</w:t>
       </w:r>
     </w:p>
     <w:p>
@@ -509,7 +572,7 @@
         <w:ind w:firstLine="0"/>
       </w:pPr>
       <w:r>
-        <w:t>4. A paired DeLong test among Models A, B and C within the training cohort, and NRI or IDI, are still required if the incremental value of combining the clinical and radiomic components is to be claimed rather than described.</w:t>
+        <w:t>4. Artwork: delete the 0.447 annotation from the validation ROC panel, and remove the stray zero from the training boxplot x-axis label.</w:t>
       </w:r>
     </w:p>
     <w:p>
@@ -518,7 +581,7 @@
         <w:ind w:firstLine="0"/>
       </w:pPr>
       <w:r>
-        <w:t>5. Delete the 0.447 annotation from the validation ROC panel.</w:t>
+        <w:t>5. Feature-count cascade (total extracted, remaining after the ICC filter, remaining after mRMR) and the observed ICC range are still needed; the text currently says approximately 35 features entered the LASSO step, read from the figure axis.</w:t>
       </w:r>
     </w:p>
     <w:p>
@@ -527,7 +590,25 @@
         <w:ind w:firstLine="0"/>
       </w:pPr>
       <w:r>
-        <w:t>6. Remove the two unrelated references at the end of the section (Ao et al. on ferroptosis in rheumatoid arthritis; Shen et al. on the alpha-7 nicotinic acetylcholine receptor agonist).</w:t>
+        <w:t>6. Validation calibration shows systematic overestimation (intercept -0.688, slope 0.804). Confirm whether to report this as it stands, as the draft does, or to add an intercept recalibration and report the corrected metrics.</w:t>
+      </w:r>
+    </w:p>
+    <w:p>
+      <w:pPr>
+        <w:spacing w:after="120"/>
+        <w:ind w:firstLine="0"/>
+      </w:pPr>
+      <w:r>
+        <w:t>7. Bootstrap internal validation with optimism correction would address the events-per-variable ratio of roughly 7.5.</w:t>
+      </w:r>
+    </w:p>
+    <w:p>
+      <w:pPr>
+        <w:spacing w:after="120"/>
+        <w:ind w:firstLine="0"/>
+      </w:pPr>
+      <w:r>
+        <w:t>8. Remove the two unrelated references at the end of the section (Ao et al. on ferroptosis in rheumatoid arthritis; Shen et al. on the alpha-7 nicotinic acetylcholine receptor agonist).</w:t>
       </w:r>
     </w:p>
     <w:sectPr>

--- a/Results_revised.docx
+++ b/Results_revised.docx
@@ -104,7 +104,7 @@
         <w:rPr>
           <w:i w:val="0"/>
         </w:rPr>
-        <w:t>The Rad-score was higher in patients presenting with massive haemoptysis than in those with mild-to-moderate haemoptysis in the training cohort (median −1.043, IQR −1.189 to −0.706, n=30 versus median −1.361, IQR −1.640 to −1.062, n=101; Mann–Whitney U, p&lt;0.01). The difference ran in the same direction in the internal validation cohort (median −1.029, IQR −1.275 to −0.596, n=12 versus median −1.189, IQR −1.523 to −0.954, n=45) but did not reach statistical significance (p=0.122). With 12 cases available for that comparison, this is an indeterminate rather than a negative result (Figure 3, Table 4).</w:t>
+        <w:t>The Rad-score was higher in patients presenting with massive haemoptysis than in those with mild-to-moderate haemoptysis in the training cohort (median −1.043, IQR −1.189 to −0.706, n=30 versus median −1.361, IQR −1.640 to −1.062, n=101; Mann–Whitney U, p=1.49 × 10⁻⁵). The difference ran in the same direction in the internal validation cohort (median −1.029, IQR −1.275 to −0.596, n=12 versus median −1.189, IQR −1.523 to −0.954, n=45) but did not reach statistical significance (p=0.122). With 12 cases available for that comparison, this is an indeterminate rather than a negative result (Figure 3, Table 4).</w:t>
       </w:r>
     </w:p>
     <w:p>
@@ -186,7 +186,7 @@
         <w:rPr>
           <w:i w:val="0"/>
         </w:rPr>
-        <w:t>Discrimination was good in the training set, with an area under the receiver operating characteristic curve (AUC) of 0.840 (95% CI 0.764 to 0.915), accuracy 0.817 (107/131), sensitivity 0.733 (22/30) and specificity 0.842 (85/101). In the internal validation set the point estimate remained similar but the estimate was far less precise: AUC 0.781 (95% CI 0.614 to 0.949), accuracy 0.719 (41/57), sensitivity 0.667 (8/12) and specificity 0.733 (33/45) (Table 3, Figure 6). The validation interval spans 0.335 AUC units and its lower bound approaches the 0.5 no-discrimination line, so the validation result is compatible with performance ranging from marginal to excellent and should not be read as confirmation of the training estimate.</w:t>
+        <w:t>Discrimination was good in the training cohort, with an area under the receiver operating characteristic curve (AUC) of 0.850 (95% CI 0.775 to 0.925), sensitivity 0.767 (23/30) and specificity 0.842 (85/101) at the 0.255 cut-point, giving an accuracy of 0.824 (108/131). In the internal validation cohort the point estimate remained similar but was far less precise: AUC 0.794 (95% CI 0.631 to 0.958) (Table 3, Figure 6). The validation interval spans 0.327 AUC units and its lower bound lies close to the 0.5 no-discrimination line, so the validation result is compatible with performance ranging from marginal to excellent and should not be read as confirmation of the training estimate. [Validation sensitivity, specificity and accuracy at the 0.255 cut-point are still to be supplied from the adopted fit; the previously tabulated 0.667, 0.733 and 0.719 belong to the earlier fit and cannot stand beside an AUC of 0.794.]</w:t>
       </w:r>
     </w:p>
     <w:p>
@@ -278,6 +278,18 @@
       </w:pPr>
       <w:r>
         <w:rPr>
+          <w:i/>
+        </w:rPr>
+        <w:t>[The calibration figure supplied was generated from the earlier model fit. The Somers' Dxy printed on it identifies the run: 0.679 in training equals 2 x 0.840 - 1 and 0.563 in validation equals 2 x 0.781 - 1, matching the superseded AUCs. Under the adopted fit those values become approximately 0.700 and 0.588, and the Brier scores, intercepts, slopes, Emax, E90, Eavg, R-squared and Hosmer-Lemeshow statistics all change with them. The figures below are retained to preserve the wording and must be regenerated before submission. The direction of the finding, overestimation in validation, is expected to persist; the magnitudes are not citable as they stand.]</w:t>
+      </w:r>
+    </w:p>
+    <w:p>
+      <w:pPr>
+        <w:spacing w:line="480" w:lineRule="auto"/>
+        <w:ind w:firstLine="720"/>
+      </w:pPr>
+      <w:r>
+        <w:rPr>
           <w:i w:val="0"/>
         </w:rPr>
         <w:t>In the training set the nomogram showed close agreement between estimated and observed probabilities, with a Brier score of 0.129, Dxy 0.679 and R² 0.364 (Figure 8a). The calibration intercept of 0.000 and slope of 1.000 are apparent values obtained on the data used to fit the model; no bootstrap optimism correction was applied, so they quantify fit rather than transportability.</w:t>
@@ -293,6 +305,18 @@
           <w:i w:val="0"/>
         </w:rPr>
         <w:t>Calibration was weaker in the internal validation set (Figure 8b). The Brier score was 0.138, Dxy 0.563 and R² 0.228, and the logistic calibration curve lay below the diagonal across most of its range, with a calibration intercept of −0.688 and a slope of 0.804. This pattern indicates systematic overestimation of the probability of massive haemoptysis, becoming pronounced above an estimated probability of approximately 0.4, where the maximum absolute error reached 0.251 (E90 0.222, average error 0.088). The Hosmer–Lemeshow test detected no significant departure from the fitted model in either set (training χ²=9.11, df=8, p=0.333; validation χ²=10.76, df=8, p=0.216), but with 57 patients and 12 events in the validation set this test has little power, and a non-significant result cannot be taken as evidence of adequate calibration. Recalibration of the intercept would be required before the estimated probabilities could be used as absolute risks outside the development sample.</w:t>
+      </w:r>
+    </w:p>
+    <w:p>
+      <w:pPr>
+        <w:spacing w:line="480" w:lineRule="auto"/>
+        <w:ind w:firstLine="720"/>
+      </w:pPr>
+      <w:r>
+        <w:rPr>
+          <w:i/>
+        </w:rPr>
+        <w:t>[The decision curves were also produced from the earlier fit; the threshold ranges below need re-checking against the adopted fit. The qualitative conclusion is expected to hold.]</w:t>
       </w:r>
     </w:p>
     <w:p>
@@ -545,7 +569,7 @@
         <w:ind w:firstLine="0"/>
       </w:pPr>
       <w:r>
-        <w:t>1. AUC discrepancy (blocking). Table 3, the nomogram ROC figure and the calibration figure report a training AUC of 0.840 and a validation AUC of 0.781, whereas every artefact in the supplementary materials, including the ROC curves, the DeLong output and the model tables, reports 0.850 and 0.794. The Rad-score-only model is identical across the two runs (0.761 with the same interval); only the clinical model (0.769 to 0.796) and the combined model (0.840 to 0.850) changed. One hypothesis worth checking is that 0.840 is the AUC of the nomogram total-points score and 0.850 that of the model linear predictor, in which case both may be reported provided each is labelled; that hypothesis does not, however, account for the change in the clinical model. If the newer run is adopted, Table 3, the calibration figure (its printed C statistic and its intercept, slope, Brier and Emax) and the decision curves must all be regenerated, and the nomogram point allocations and the multivariable odds ratios in Table 2 checked for consequent change. This draft keeps 0.840 and 0.781.</w:t>
+        <w:t>1. RESOLVED. The AUCs are settled at 0.850 for the combined model and 0.796 for the clinical model in training, with 0.794 for the combined model in validation. The Results text now uses these throughout, and the discrimination and model-comparison sections are mutually consistent.</w:t>
       </w:r>
     </w:p>
     <w:p>
@@ -554,7 +578,7 @@
         <w:ind w:firstLine="0"/>
       </w:pPr>
       <w:r>
-        <w:t>2. Exact p-value for the training-cohort Rad-score comparison. Three renderings are currently in circulation: the first figure version showed four asterisks, the current figure shows '&lt;0.01' and Table 4 shows '&lt;0.05'. The text uses p&lt;0.01 pending an exact value.</w:t>
+        <w:t>2. Consequence of item 1, and the largest remaining task: the calibration figure and the decision curves were both produced from the earlier fit and must be regenerated. For the calibration figure this is provable from the figure itself, since the printed Somers' Dxy of 0.679 and 0.563 correspond exactly to the superseded AUCs of 0.840 and 0.781.</w:t>
       </w:r>
     </w:p>
     <w:p>
@@ -563,7 +587,7 @@
         <w:ind w:firstLine="0"/>
       </w:pPr>
       <w:r>
-        <w:t>3. Model letter reversal. ModA and ModC have swapped meanings between the old and new artwork. The Results text now names models descriptively; the Discussion must be checked.</w:t>
+        <w:t>3. Table 3, validation row. Sensitivity, specificity and accuracy at the 0.255 cut-point are needed from the adopted fit. The previous 0.667, 0.733 and 0.719 belong to the earlier fit.</w:t>
       </w:r>
     </w:p>
     <w:p>
@@ -572,7 +596,7 @@
         <w:ind w:firstLine="0"/>
       </w:pPr>
       <w:r>
-        <w:t>4. Artwork: delete the 0.447 annotation from the validation ROC panel, and remove the stray zero from the training boxplot x-axis label.</w:t>
+        <w:t>4. Table 3, training row. Sensitivity 0.767 (23/30), specificity 0.842 (85/101) and accuracy 0.824 (108/131) were back-calculated from the operating point printed on the new training ROC curve. Please confirm against the analysis output.</w:t>
       </w:r>
     </w:p>
     <w:p>
@@ -581,7 +605,7 @@
         <w:ind w:firstLine="0"/>
       </w:pPr>
       <w:r>
-        <w:t>5. Feature-count cascade (total extracted, remaining after the ICC filter, remaining after mRMR) and the observed ICC range are still needed; the text currently says approximately 35 features entered the LASSO step, read from the figure axis.</w:t>
+        <w:t>5. Confirm that the nomogram and the multivariable odds ratios in Table 2 come from the same fit as the adopted AUCs. If the model changed, the point allocations and the odds ratios change with it.</w:t>
       </w:r>
     </w:p>
     <w:p>
@@ -590,7 +614,7 @@
         <w:ind w:firstLine="0"/>
       </w:pPr>
       <w:r>
-        <w:t>6. Validation calibration shows systematic overestimation (intercept -0.688, slope 0.804). Confirm whether to report this as it stands, as the draft does, or to add an intercept recalibration and report the corrected metrics.</w:t>
+        <w:t>6. RESOLVED. The training Rad-score comparison gives p=1.49 x 10 to the minus 5. The figure and Table 4 currently under-report this as '&lt;0.01' and '&lt;0.05' respectively and should both be corrected.</w:t>
       </w:r>
     </w:p>
     <w:p>
@@ -599,7 +623,7 @@
         <w:ind w:firstLine="0"/>
       </w:pPr>
       <w:r>
-        <w:t>7. Bootstrap internal validation with optimism correction would address the events-per-variable ratio of roughly 7.5.</w:t>
+        <w:t>7. Model letter reversal. ModA and ModC have swapped meanings between the old and new artwork. The Results text now names models descriptively; the Discussion must be checked.</w:t>
       </w:r>
     </w:p>
     <w:p>
@@ -608,7 +632,34 @@
         <w:ind w:firstLine="0"/>
       </w:pPr>
       <w:r>
-        <w:t>8. Remove the two unrelated references at the end of the section (Ao et al. on ferroptosis in rheumatoid arthritis; Shen et al. on the alpha-7 nicotinic acetylcholine receptor agonist).</w:t>
+        <w:t>8. Artwork: delete the 0.447 annotation from the validation ROC panel, and remove the stray zero from the training boxplot x-axis label.</w:t>
+      </w:r>
+    </w:p>
+    <w:p>
+      <w:pPr>
+        <w:spacing w:after="120"/>
+        <w:ind w:firstLine="0"/>
+      </w:pPr>
+      <w:r>
+        <w:t>9. Feature-count cascade (total extracted, remaining after the ICC filter, remaining after mRMR) and the observed ICC range are still needed; the text currently says approximately 35 features entered the LASSO step, read from the figure axis.</w:t>
+      </w:r>
+    </w:p>
+    <w:p>
+      <w:pPr>
+        <w:spacing w:after="120"/>
+        <w:ind w:firstLine="0"/>
+      </w:pPr>
+      <w:r>
+        <w:t>10. Bootstrap internal validation with optimism correction would address the events-per-variable ratio of roughly 7.5.</w:t>
+      </w:r>
+    </w:p>
+    <w:p>
+      <w:pPr>
+        <w:spacing w:after="120"/>
+        <w:ind w:firstLine="0"/>
+      </w:pPr>
+      <w:r>
+        <w:t>11. Remove the two unrelated references at the end of the section (Ao et al. on ferroptosis in rheumatoid arthritis; Shen et al. on the alpha-7 nicotinic acetylcholine receptor agonist).</w:t>
       </w:r>
     </w:p>
     <w:sectPr>

--- a/Results_revised.docx
+++ b/Results_revised.docx
@@ -139,7 +139,31 @@
         <w:rPr>
           <w:i w:val="0"/>
         </w:rPr>
-        <w:t>Four variables remained independently associated with massive haemoptysis after mutual adjustment (Table 2, Figure 4b): tuberculosis (OR 4.96, 95% CI 1.39 to 17.70; p=0.014), BAPF (OR 4.09, 95% CI 1.11 to 15.04; p=0.034), fibrinogen (OR 0.65, 95% CI 0.45 to 0.95; p=0.026) and the Rad-score (OR 5.21, 95% CI 1.70 to 15.94; p=0.004). Bronchiectasis and BAM did not retain independent associations. Higher fibrinogen was associated with a lower probability of massive presentation. With 30 events and four retained predictors, the multivariable model operates at roughly 7.5 events per variable, below the conventional threshold of ten, so the adjusted point estimates should be read as provisional.</w:t>
+        <w:t>Before multivariable modelling, BAPF and BAM were combined into a single bronchial artery abnormality variable. Both lesions are abnormalities of the bronchial arterial circulation; their univariable odds ratios were closely similar (4.88 and 3.84) with widely overlapping confidence intervals; and each was individually uncommon (27 and 18 patients respectively), so that combining them increases the number of events supporting the term and narrows its interval.</w:t>
+      </w:r>
+    </w:p>
+    <w:p>
+      <w:pPr>
+        <w:spacing w:line="480" w:lineRule="auto"/>
+        <w:ind w:firstLine="720"/>
+      </w:pPr>
+      <w:r>
+        <w:rPr>
+          <w:i w:val="0"/>
+        </w:rPr>
+        <w:t>The multivariable model therefore comprised tuberculosis, the combined bronchial artery abnormality, fibrinogen and the Rad-score (Table 2, Figure 4b). Bronchiectasis, although associated on univariable testing, did not retain an independent association and was not carried into the final model. Higher fibrinogen was associated with a lower probability of massive presentation. With 30 events and four retained predictors, the model operates at roughly 7.5 events per variable, below the conventional threshold of ten, so the adjusted point estimates should be read as provisional.</w:t>
+      </w:r>
+    </w:p>
+    <w:p>
+      <w:pPr>
+        <w:spacing w:line="480" w:lineRule="auto"/>
+        <w:ind w:firstLine="720"/>
+      </w:pPr>
+      <w:r>
+        <w:rPr>
+          <w:i/>
+        </w:rPr>
+        <w:t>[Adjusted odds ratios for this model are still to be supplied. The four values previously tabulated (tuberculosis 4.96, BAPF 4.09, fibrinogen 0.65, Rad-score 5.21) come from the earlier model in which BAPF entered alone and BAM was dropped, and do not describe the adopted model, so they have been removed rather than carried over. Figure 4b needs redrawing from the same fit. Naming: labelling the merged variable 'BAPF' would confuse it with the original BAPF, so 'bronchial artery abnormality (BAA)', defined as BAPF and/or BAM, is suggested, with a corresponding row added to Table 1. Note that if any patient has both lesions the merged count is smaller than 27 plus 18. The Methods must state the basis for the merge and whether the decision was taken before or after the outcome data were examined, since the merge raised the combined-model AUC from 0.840 to 0.850.]</w:t>
       </w:r>
     </w:p>
     <w:p>
@@ -162,7 +186,19 @@
         <w:rPr>
           <w:i w:val="0"/>
         </w:rPr>
-        <w:t>A clinical–radiomic nomogram was constructed from the four independent variables, converting each into a partial point score and mapping the total to an individualised probability of massive haemoptysis at presentation (Figure 5). The Rad-score carries the largest weight, spanning the full 0 to 100 point range across its observed interval of −4 to 0.5. Fibrinogen contributes up to approximately 50 points on an inverted scale, so that lower values attract more points. Tuberculosis and BAPF contribute approximately 21 and 19 points respectively when present. Total scores range from 0 to 160, and the diagnostic probability scale becomes informative above a total of roughly 80 points.</w:t>
+        <w:t>A clinical–radiomic nomogram was constructed from the four independent variables, converting each into a partial point score and mapping the total to an individualised probability of massive haemoptysis at presentation (Figure 5). The Rad-score carries the largest weight. Fibrinogen is plotted on a descending scale, so that lower values attract more points, and tuberculosis and the bronchial artery abnormality each contribute a smaller fixed number of points when present.</w:t>
+      </w:r>
+    </w:p>
+    <w:p>
+      <w:pPr>
+        <w:spacing w:line="480" w:lineRule="auto"/>
+        <w:ind w:firstLine="720"/>
+      </w:pPr>
+      <w:r>
+        <w:rPr>
+          <w:i/>
+        </w:rPr>
+        <w:t>[The nomogram needs redrawing and its point allocations are still to be supplied. The current figure comes from the model fitted before the merge: its axis is labelled BAPF rather than the merged variable, and the allocations read from it (Rad-score 0 to 100, fibrinogen 0 to 50, tuberculosis about 21, BAPF about 19, total 0 to 160) do not apply to the adopted model. The paragraph above is therefore limited to the ordering of weights, which is expected to be robust.]</w:t>
       </w:r>
     </w:p>
     <w:p>
@@ -412,7 +448,7 @@
         <w:t>Figure 4.</w:t>
       </w:r>
       <w:r>
-        <w:t xml:space="preserve"> Forest plots of (a) univariable and (b) multivariable logistic regression for massive haemoptysis in the training cohort. Squares denote odds-ratio point estimates and horizontal lines the 95% confidence intervals. Arrowheads in (a) indicate intervals extending beyond the plotted axis.</w:t>
+        <w:t xml:space="preserve"> Forest plots of (a) univariable and (b) multivariable logistic regression for massive haemoptysis in the training cohort. Squares denote odds-ratio point estimates and horizontal lines the 95% confidence intervals. Arrowheads in (a) indicate intervals extending beyond the plotted axis. [Panel (b) needs redrawing: the current version comes from the model fitted before BAPF and BAM were merged. Panel (a) stands.]</w:t>
       </w:r>
     </w:p>
     <w:p>
@@ -427,7 +463,7 @@
         <w:t>Figure 5.</w:t>
       </w:r>
       <w:r>
-        <w:t xml:space="preserve"> Nomogram for the individualised probability of massive haemoptysis at presentation, built from tuberculosis, BAPF, fibrinogen and the Rad-score. Fibrinogen is plotted on a descending scale, so lower values attract more points.</w:t>
+        <w:t xml:space="preserve"> Nomogram for the individualised probability of massive haemoptysis at presentation, built from tuberculosis, the combined bronchial artery abnormality, fibrinogen and the Rad-score. Fibrinogen is plotted on a descending scale, so lower values attract more points. [Needs redrawing: the current figure is labelled BAPF and its point allocations come from the pre-merge fit.]</w:t>
       </w:r>
     </w:p>
     <w:p>
@@ -569,7 +605,7 @@
         <w:ind w:firstLine="0"/>
       </w:pPr>
       <w:r>
-        <w:t>1. RESOLVED. The AUCs are settled at 0.850 for the combined model and 0.796 for the clinical model in training, with 0.794 for the combined model in validation. The Results text now uses these throughout, and the discrimination and model-comparison sections are mutually consistent.</w:t>
+        <w:t>1. RESOLVED, and it explains everything else. The model was refitted with BAM merged into BAPF. That single change accounts for the clinical model moving from 0.769 to 0.796, the combined model from 0.840 to 0.850, the training sensitivity at the 0.255 cut-point moving by one patient, and for the Rad-score-only model staying at exactly 0.761, since it contains no clinical variables. The adopted values are 0.850 and 0.796 in training and 0.794 for the combined model in validation.</w:t>
       </w:r>
     </w:p>
     <w:p>
@@ -578,7 +614,7 @@
         <w:ind w:firstLine="0"/>
       </w:pPr>
       <w:r>
-        <w:t>2. Consequence of item 1, and the largest remaining task: the calibration figure and the decision curves were both produced from the earlier fit and must be regenerated. For the calibration figure this is provable from the figure itself, since the printed Somers' Dxy of 0.679 and 0.563 correspond exactly to the superseded AUCs of 0.840 and 0.781.</w:t>
+        <w:t>2. Everything derived from the pre-merge fit must be regenerated: the multivariable column of Table 2, Figure 4b, the nomogram in Figure 5 including its axis label and point allocations, the validation row of Table 3, the calibration figure with all of its statistics, and the decision curves. The calibration figure's provenance is provable from the figure itself, since its printed Somers' Dxy of 0.679 and 0.563 correspond exactly to the superseded AUCs.</w:t>
       </w:r>
     </w:p>
     <w:p>
@@ -587,7 +623,7 @@
         <w:ind w:firstLine="0"/>
       </w:pPr>
       <w:r>
-        <w:t>3. Table 3, validation row. Sensitivity, specificity and accuracy at the 0.255 cut-point are needed from the adopted fit. The previous 0.667, 0.733 and 0.719 belong to the earlier fit.</w:t>
+        <w:t>3. Unaffected and retained: the univariable column of Table 2 and Figure 4a, the LASSO analysis and the Rad-score itself, Table 4 and Figure 3, the DeLong and NRI/IDI tables, and Figure 7, the last four having been produced from the new fit already.</w:t>
       </w:r>
     </w:p>
     <w:p>
@@ -596,7 +632,7 @@
         <w:ind w:firstLine="0"/>
       </w:pPr>
       <w:r>
-        <w:t>4. Table 3, training row. Sensitivity 0.767 (23/30), specificity 0.842 (85/101) and accuracy 0.824 (108/131) were back-calculated from the operating point printed on the new training ROC curve. Please confirm against the analysis output.</w:t>
+        <w:t>4. Table 1 needs a row for the merged variable. If any patient carries both lesions the merged count is smaller than 27 plus 18.</w:t>
       </w:r>
     </w:p>
     <w:p>
@@ -605,7 +641,7 @@
         <w:ind w:firstLine="0"/>
       </w:pPr>
       <w:r>
-        <w:t>5. Confirm that the nomogram and the multivariable odds ratios in Table 2 come from the same fit as the adopted AUCs. If the model changed, the point allocations and the odds ratios change with it.</w:t>
+        <w:t>5. Methods must record the basis for the merge and when the decision was taken. Three defensible grounds are available and are worth stating: the two lesions are both bronchial arterial abnormalities, their univariable odds ratios were close (4.88 and 3.84) with widely overlapping intervals, and each was individually uncommon so that merging stabilises the estimate. None of these substitutes for saying whether the decision preceded or followed inspection of the outcome data, because the merge raised the combined-model AUC.</w:t>
       </w:r>
     </w:p>
     <w:p>
@@ -614,7 +650,7 @@
         <w:ind w:firstLine="0"/>
       </w:pPr>
       <w:r>
-        <w:t>6. RESOLVED. The training Rad-score comparison gives p=1.49 x 10 to the minus 5. The figure and Table 4 currently under-report this as '&lt;0.01' and '&lt;0.05' respectively and should both be corrected.</w:t>
+        <w:t>6. Table 3, training row. Sensitivity 0.767 (23/30), specificity 0.842 (85/101) and accuracy 0.824 (108/131) were back-calculated from the operating point printed on the new training ROC curve. Please confirm against the analysis output.</w:t>
       </w:r>
     </w:p>
     <w:p>
@@ -623,7 +659,7 @@
         <w:ind w:firstLine="0"/>
       </w:pPr>
       <w:r>
-        <w:t>7. Model letter reversal. ModA and ModC have swapped meanings between the old and new artwork. The Results text now names models descriptively; the Discussion must be checked.</w:t>
+        <w:t>7. RESOLVED. The training Rad-score comparison gives p=1.49 x 10 to the minus 5. The figure and Table 4 currently under-report this as '&lt;0.01' and '&lt;0.05' respectively and should both be corrected.</w:t>
       </w:r>
     </w:p>
     <w:p>
@@ -632,7 +668,7 @@
         <w:ind w:firstLine="0"/>
       </w:pPr>
       <w:r>
-        <w:t>8. Artwork: delete the 0.447 annotation from the validation ROC panel, and remove the stray zero from the training boxplot x-axis label.</w:t>
+        <w:t>8. Model letter reversal. ModA and ModC have swapped meanings between the old and new artwork. The Results text names models descriptively; the Discussion must be checked.</w:t>
       </w:r>
     </w:p>
     <w:p>
@@ -641,7 +677,7 @@
         <w:ind w:firstLine="0"/>
       </w:pPr>
       <w:r>
-        <w:t>9. Feature-count cascade (total extracted, remaining after the ICC filter, remaining after mRMR) and the observed ICC range are still needed; the text currently says approximately 35 features entered the LASSO step, read from the figure axis.</w:t>
+        <w:t>9. Artwork: delete the 0.447 annotation from the validation ROC panel, and remove the stray zero from the training boxplot x-axis label.</w:t>
       </w:r>
     </w:p>
     <w:p>
@@ -650,7 +686,7 @@
         <w:ind w:firstLine="0"/>
       </w:pPr>
       <w:r>
-        <w:t>10. Bootstrap internal validation with optimism correction would address the events-per-variable ratio of roughly 7.5.</w:t>
+        <w:t>10. Feature-count cascade and the observed ICC range are still needed; the text says approximately 35 features entered the LASSO step, read from the figure axis.</w:t>
       </w:r>
     </w:p>
     <w:p>
@@ -659,7 +695,16 @@
         <w:ind w:firstLine="0"/>
       </w:pPr>
       <w:r>
-        <w:t>11. Remove the two unrelated references at the end of the section (Ao et al. on ferroptosis in rheumatoid arthritis; Shen et al. on the alpha-7 nicotinic acetylcholine receptor agonist).</w:t>
+        <w:t>11. Bootstrap internal validation with optimism correction would address the events-per-variable ratio of roughly 7.5, and is now more pertinent given that a variable definition was changed during model development.</w:t>
+      </w:r>
+    </w:p>
+    <w:p>
+      <w:pPr>
+        <w:spacing w:after="120"/>
+        <w:ind w:firstLine="0"/>
+      </w:pPr>
+      <w:r>
+        <w:t>12. Remove the two unrelated references at the end of the section (Ao et al. on ferroptosis in rheumatoid arthritis; Shen et al. on the alpha-7 nicotinic acetylcholine receptor agonist).</w:t>
       </w:r>
     </w:p>
     <w:sectPr>

--- a/Results_revised.docx
+++ b/Results_revised.docx
@@ -45,7 +45,19 @@
         <w:rPr>
           <w:i w:val="0"/>
         </w:rPr>
-        <w:t>The realised partition was similar across all recorded baseline variables: age (overall median 61 years, IQR 54 to 70; p=0.222), sex (130/188 male, 69.15%; p=0.709), smoking status (113/188 ever-smokers, 60.11%; p=0.688), duration of smoking, comorbid cancer, tuberculosis, bronchiectasis and fungal infection, bronchial artery–pulmonary fistula (BAPF), bronchial artery malformation (BAM), antiplatelet and antithrombotic medication, platelet count (PLT), D-dimer (D-D), international normalised ratio (INR) and fibrinogen (Fib), with no comparison reaching p&lt;0.10 (Table 1). Because the two sets were generated by random splitting rather than by any allocation rule, these p-values describe the partition actually obtained and are not tests of a substantive hypothesis.</w:t>
+        <w:t>The realised partition was similar across most recorded baseline variables: age (overall median 61 years, IQR 54 to 70; p=0.222), sex (130/188 male, 69.15%; p=0.709), smoking status (113/188 ever-smokers, 60.11%; p=0.688), duration of smoking, comorbid cancer, tuberculosis, bronchiectasis and fungal infection, antiplatelet and antithrombotic medication, platelet count (PLT), D-dimer (D-D), international normalised ratio (INR) and fibrinogen (Fib), none of which reached p&lt;0.10 (Table 1).</w:t>
+      </w:r>
+    </w:p>
+    <w:p>
+      <w:pPr>
+        <w:spacing w:line="480" w:lineRule="auto"/>
+        <w:ind w:firstLine="720"/>
+      </w:pPr>
+      <w:r>
+        <w:rPr>
+          <w:i w:val="0"/>
+        </w:rPr>
+        <w:t>One variable was the exception. Bronchial artery abnormality (BAA), defined as bronchial artery–pulmonary fistula (BAPF) and/or bronchial artery malformation (BAM), was present in 38 of 188 patients overall (20.21%) but was distributed unevenly between the two sets: 21 of 131 training patients (16.03%) and 17 of 57 validation patients (29.82%), p=0.049. The validation cohort therefore carried nearly twice the prevalence of the strongest binary term in the model. Because the sets were generated by random splitting rather than by any allocation rule, this difference is a product of the partition obtained rather than of any systematic difference in ascertainment, but it should be kept in view when the two cohorts are compared.</w:t>
       </w:r>
     </w:p>
     <w:p>
@@ -127,7 +139,7 @@
         <w:rPr>
           <w:i w:val="0"/>
         </w:rPr>
-        <w:t>Six variables were associated with massive haemoptysis in univariable logistic regression (Table 2, Figure 4a): tuberculosis (OR 4.23, 95% CI 1.43 to 12.51; p=0.009), bronchiectasis (OR 2.36, 95% CI 1.03 to 5.41; p=0.042), BAPF (OR 4.88, 95% CI 1.60 to 14.90; p=0.005), BAM (OR 3.84, 95% CI 1.03 to 14.31; p=0.045), fibrinogen (OR 0.57, 95% CI 0.39 to 0.83; p=0.004) and the Rad-score (OR 7.96, 95% CI 2.75 to 23.11; p&lt;0.001). Age, sex, smoking status, duration of smoking, malignancy, fungal infection, antiplatelet and antithrombotic use, PLT, D-D and INR showed no association (all p&gt;0.20). The confidence intervals for tuberculosis, BAPF, BAM and the Rad-score are wide and their lower bounds lie close to unity, which is consistent with the small number of events available (42 in total, 30 in the training set).</w:t>
+        <w:t>BAPF and BAM were combined into a single bronchial artery abnormality (BAA) variable before analysis. Both lesions are abnormalities of the bronchial arterial circulation; considered separately their univariable odds ratios were closely similar (4.88 and 3.84) with widely overlapping confidence intervals; and each was individually uncommon (27 and 18 patients), with seven patients carrying both, so that 38 patients contribute to the combined term against 27 and 18 for its components.</w:t>
       </w:r>
     </w:p>
     <w:p>
@@ -139,7 +151,7 @@
         <w:rPr>
           <w:i w:val="0"/>
         </w:rPr>
-        <w:t>Before multivariable modelling, BAPF and BAM were combined into a single bronchial artery abnormality variable. Both lesions are abnormalities of the bronchial arterial circulation; their univariable odds ratios were closely similar (4.88 and 3.84) with widely overlapping confidence intervals; and each was individually uncommon (27 and 18 patients respectively), so that combining them increases the number of events supporting the term and narrows its interval.</w:t>
+        <w:t>Five variables were associated with massive haemoptysis in univariable logistic regression (Table 2, Figure 4a): tuberculosis (OR 4.23, 95% CI 1.43 to 12.51; p=0.009), bronchiectasis (OR 2.36, 95% CI 1.03 to 5.41; p=0.042), BAA (OR 5.27, 95% CI 1.96 to 14.16; p=0.001), fibrinogen (OR 0.57, 95% CI 0.39 to 0.83; p=0.004) and the Rad-score (OR 7.96, 95% CI 2.75 to 23.11; p&lt;0.001). Age, sex, smoking status, duration of smoking, malignancy, fungal infection, antiplatelet and antithrombotic use, PLT, D-D and INR showed no association (all p&gt;0.20). The confidence intervals for tuberculosis, BAA and the Rad-score are wide and their lower bounds lie close to unity, which is consistent with the small number of events available (42 in total, 30 in the training set).</w:t>
       </w:r>
     </w:p>
     <w:p>
@@ -151,7 +163,7 @@
         <w:rPr>
           <w:i w:val="0"/>
         </w:rPr>
-        <w:t>The multivariable model therefore comprised tuberculosis, the combined bronchial artery abnormality, fibrinogen and the Rad-score (Table 2, Figure 4b). Bronchiectasis, although associated on univariable testing, did not retain an independent association and was not carried into the final model. Higher fibrinogen was associated with a lower probability of massive presentation. With 30 events and four retained predictors, the model operates at roughly 7.5 events per variable, below the conventional threshold of ten, so the adjusted point estimates should be read as provisional.</w:t>
+        <w:t>Four variables remained independently associated with massive haemoptysis after mutual adjustment (Table 2, Figure 4b): tuberculosis (OR 5.18, 95% CI 1.42 to 18.93; p=0.013), BAA (OR 4.32, 95% CI 1.33 to 14.10; p=0.015), fibrinogen (OR 0.65, 95% CI 0.45 to 0.95; p=0.025) and the Rad-score (OR 4.73, 95% CI 1.53 to 14.63; p=0.007). Bronchiectasis, although associated on univariable testing, did not retain an independent association and was not carried into the final model. Higher fibrinogen was associated with a lower probability of massive presentation. With 30 events and four retained predictors, the model operates at roughly 7.5 events per variable, below the conventional threshold of ten, so the adjusted point estimates should be read as provisional.</w:t>
       </w:r>
     </w:p>
     <w:p>
@@ -163,7 +175,7 @@
         <w:rPr>
           <w:i/>
         </w:rPr>
-        <w:t>[Adjusted odds ratios for this model are still to be supplied. The four values previously tabulated (tuberculosis 4.96, BAPF 4.09, fibrinogen 0.65, Rad-score 5.21) come from the earlier model in which BAPF entered alone and BAM was dropped, and do not describe the adopted model, so they have been removed rather than carried over. Figure 4b needs redrawing from the same fit. Naming: labelling the merged variable 'BAPF' would confuse it with the original BAPF, so 'bronchial artery abnormality (BAA)', defined as BAPF and/or BAM, is suggested, with a corresponding row added to Table 1. Note that if any patient has both lesions the merged count is smaller than 27 plus 18. The Methods must state the basis for the merge and whether the decision was taken before or after the outcome data were examined, since the merge raised the combined-model AUC from 0.840 to 0.850.]</w:t>
+        <w:t>[The Methods must state when the decision to combine BAPF and BAM was taken. The merge raised the combined-model AUC from 0.840 to 0.850, so a reviewer will ask whether it preceded or followed inspection of the outcome data. The three grounds given above support the merge but do not answer that question.]</w:t>
       </w:r>
     </w:p>
     <w:p>
@@ -186,7 +198,7 @@
         <w:rPr>
           <w:i w:val="0"/>
         </w:rPr>
-        <w:t>A clinical–radiomic nomogram was constructed from the four independent variables, converting each into a partial point score and mapping the total to an individualised probability of massive haemoptysis at presentation (Figure 5). The Rad-score carries the largest weight. Fibrinogen is plotted on a descending scale, so that lower values attract more points, and tuberculosis and the bronchial artery abnormality each contribute a smaller fixed number of points when present.</w:t>
+        <w:t>A clinical–radiomic nomogram was constructed from the four independent variables, converting each into a partial point score and mapping the total to an individualised probability of massive haemoptysis at presentation (Figure 5). The Rad-score carries the largest weight, spanning the full 0 to 100 point range across its observed interval of −4 to 0.5. Fibrinogen contributes up to approximately 55 points on a descending scale, so that lower values attract more points. Tuberculosis and BAA contribute approximately 23 and 21 points respectively when present. Total scores range from 0 to 180, and the estimated-probability scale becomes informative above a total of roughly 90 points.</w:t>
       </w:r>
     </w:p>
     <w:p>
@@ -198,7 +210,7 @@
         <w:rPr>
           <w:i/>
         </w:rPr>
-        <w:t>[The nomogram needs redrawing and its point allocations are still to be supplied. The current figure comes from the model fitted before the merge: its axis is labelled BAPF rather than the merged variable, and the allocations read from it (Rad-score 0 to 100, fibrinogen 0 to 50, tuberculosis about 21, BAPF about 19, total 0 to 160) do not apply to the adopted model. The paragraph above is therefore limited to the ordering of weights, which is expected to be robust.]</w:t>
+        <w:t>[The point allocations above were read from the figure and should be checked against the nomogram() output. The second axis of the redrawn nomogram is still labelled BAPF and needs relabelling to BAA to match Table 1, Table 2 and the text.]</w:t>
       </w:r>
     </w:p>
     <w:p>
@@ -222,7 +234,7 @@
         <w:rPr>
           <w:i w:val="0"/>
         </w:rPr>
-        <w:t>Discrimination was good in the training cohort, with an area under the receiver operating characteristic curve (AUC) of 0.850 (95% CI 0.775 to 0.925), sensitivity 0.767 (23/30) and specificity 0.842 (85/101) at the 0.255 cut-point, giving an accuracy of 0.824 (108/131). In the internal validation cohort the point estimate remained similar but was far less precise: AUC 0.794 (95% CI 0.631 to 0.958) (Table 3, Figure 6). The validation interval spans 0.327 AUC units and its lower bound lies close to the 0.5 no-discrimination line, so the validation result is compatible with performance ranging from marginal to excellent and should not be read as confirmation of the training estimate. [Validation sensitivity, specificity and accuracy at the 0.255 cut-point are still to be supplied from the adopted fit; the previously tabulated 0.667, 0.733 and 0.719 belong to the earlier fit and cannot stand beside an AUC of 0.794.]</w:t>
+        <w:t>Discrimination was good in the training cohort, with an area under the receiver operating characteristic curve (AUC) of 0.850 (95% CI 0.775 to 0.925), sensitivity 0.767 (23/30), specificity 0.842 (85/101) and accuracy 0.824 (108/131) at the 0.255 cut-point. In the internal validation cohort the AUC was 0.794 (95% CI 0.631 to 0.958), with sensitivity 0.750 (9/12), specificity 0.667 (30/45) and accuracy 0.684 (39/57) at the same cut-point (Table 3, Figure 6). Sensitivity was thus slightly higher and specificity appreciably lower in validation than in training, and overall accuracy fell from 0.824 to 0.684. The validation interval spans 0.327 AUC units and its lower bound lies close to the 0.5 no-discrimination line, so the validation result is compatible with performance ranging from marginal to excellent and should not be read as confirmation of the training estimate.</w:t>
       </w:r>
     </w:p>
     <w:p>
@@ -314,9 +326,9 @@
       </w:pPr>
       <w:r>
         <w:rPr>
-          <w:i/>
+          <w:i w:val="0"/>
         </w:rPr>
-        <w:t>[The calibration figure supplied was generated from the earlier model fit. The Somers' Dxy printed on it identifies the run: 0.679 in training equals 2 x 0.840 - 1 and 0.563 in validation equals 2 x 0.781 - 1, matching the superseded AUCs. Under the adopted fit those values become approximately 0.700 and 0.588, and the Brier scores, intercepts, slopes, Emax, E90, Eavg, R-squared and Hosmer-Lemeshow statistics all change with them. The figures below are retained to preserve the wording and must be regenerated before submission. The direction of the finding, overestimation in validation, is expected to persist; the magnitudes are not citable as they stand.]</w:t>
+        <w:t>In the training cohort the nomogram showed close agreement between estimated and observed probabilities, with a Brier score of 0.126, Dxy 0.700 and R² 0.376, and a maximum absolute calibration error of 0.101 (E90 0.058, average error 0.024) (Figure 8a). The calibration intercept of 0.000 and slope of 1.000 are apparent values obtained on the data used to fit the model; no bootstrap optimism correction was applied, so they quantify fit rather than transportability.</w:t>
       </w:r>
     </w:p>
     <w:p>
@@ -328,7 +340,7 @@
         <w:rPr>
           <w:i w:val="0"/>
         </w:rPr>
-        <w:t>In the training set the nomogram showed close agreement between estimated and observed probabilities, with a Brier score of 0.129, Dxy 0.679 and R² 0.364 (Figure 8a). The calibration intercept of 0.000 and slope of 1.000 are apparent values obtained on the data used to fit the model; no bootstrap optimism correction was applied, so they quantify fit rather than transportability.</w:t>
+        <w:t>Calibration was substantially weaker in the internal validation cohort (Figure 8b). The Brier score was 0.141, Dxy 0.589 and R² 0.178, and the logistic calibration curve lay below the diagonal across its entire range, with a calibration intercept of −0.781 and a slope of 0.741. The model therefore overestimates the probability of massive haemoptysis systematically, and increasingly so at higher estimated probabilities: the maximum absolute error was 0.237, with E90 0.206 and an average error of 0.111. At an estimated probability of 0.6 the observed proportion was approximately 0.42, and at 0.8 approximately 0.55.</w:t>
       </w:r>
     </w:p>
     <w:p>
@@ -340,7 +352,7 @@
         <w:rPr>
           <w:i w:val="0"/>
         </w:rPr>
-        <w:t>Calibration was weaker in the internal validation set (Figure 8b). The Brier score was 0.138, Dxy 0.563 and R² 0.228, and the logistic calibration curve lay below the diagonal across most of its range, with a calibration intercept of −0.688 and a slope of 0.804. This pattern indicates systematic overestimation of the probability of massive haemoptysis, becoming pronounced above an estimated probability of approximately 0.4, where the maximum absolute error reached 0.251 (E90 0.222, average error 0.088). The Hosmer–Lemeshow test detected no significant departure from the fitted model in either set (training χ²=9.11, df=8, p=0.333; validation χ²=10.76, df=8, p=0.216), but with 57 patients and 12 events in the validation set this test has little power, and a non-significant result cannot be taken as evidence of adequate calibration. Recalibration of the intercept would be required before the estimated probabilities could be used as absolute risks outside the development sample.</w:t>
+        <w:t>The Hosmer–Lemeshow test detected no significant departure from the fitted model in either cohort (training χ²=7.572, df=8, p=0.476; validation χ²=9.213, df=8, p=0.325). These results should not be read as evidence of adequate calibration. With 57 patients and 12 events the validation test has very little power, and the calibration intercept and slope reported above show a clear departure from the identity line that the test does not detect. Recalibration of the intercept would be required before the estimated probabilities could be used as absolute risks outside the development sample.</w:t>
       </w:r>
     </w:p>
     <w:p>
@@ -352,7 +364,7 @@
         <w:rPr>
           <w:i/>
         </w:rPr>
-        <w:t>[The decision curves were also produced from the earlier fit; the threshold ranges below need re-checking against the adopted fit. The qualitative conclusion is expected to hold.]</w:t>
+        <w:t>[The two decision-curve panels are transposed relative to their captions and need swapping. Net benefit at a threshold of zero equals the prevalence, and the treat-all line crosses zero at the prevalence; the panel captioned training starts at 0.209, matching the validation prevalence of 12/57, and the panel captioned validation starts at 0.228, matching the training prevalence of 30/131. The text below already uses the corrected assignment.]</w:t>
       </w:r>
     </w:p>
     <w:p>
@@ -364,7 +376,7 @@
         <w:rPr>
           <w:i w:val="0"/>
         </w:rPr>
-        <w:t>Decision-curve analysis indicated net benefit over the treat-all and treat-none strategies over a clinically usable range of threshold probabilities (Figure 9). In the training set the nomogram was the preferred strategy from approximately 0.05 to 0.70, with net benefit falling to zero or marginally below beyond 0.72. In the internal validation set the advantage held from approximately 0.05 to 0.60, after which net benefit oscillated around zero; few patients received estimated probabilities in that upper range, so the high-threshold portion of the validation curve is unstable. Across the threshold band most relevant to triage at presentation, roughly 0.10 to 0.40, the nomogram retained a positive net benefit in both sets.</w:t>
+        <w:t>Decision-curve analysis indicated net benefit over the treat-all and treat-none strategies across a clinically usable range of threshold probabilities (Figure 9). In the training cohort the nomogram was the preferred strategy from approximately 0.05 to 0.72, with net benefit falling below zero only beyond that point. In the internal validation cohort the advantage held from approximately 0.05 to 0.60, after which net benefit oscillated around zero and became negative beyond about 0.75; few patients received estimated probabilities in that upper range, so the high-threshold portion of the validation curve is unstable. Across the threshold band most relevant to triage at presentation, roughly 0.10 to 0.40, the nomogram retained a clear positive net benefit in both cohorts.</w:t>
       </w:r>
     </w:p>
     <w:p>
@@ -448,7 +460,7 @@
         <w:t>Figure 4.</w:t>
       </w:r>
       <w:r>
-        <w:t xml:space="preserve"> Forest plots of (a) univariable and (b) multivariable logistic regression for massive haemoptysis in the training cohort. Squares denote odds-ratio point estimates and horizontal lines the 95% confidence intervals. Arrowheads in (a) indicate intervals extending beyond the plotted axis. [Panel (b) needs redrawing: the current version comes from the model fitted before BAPF and BAM were merged. Panel (a) stands.]</w:t>
+        <w:t xml:space="preserve"> Forest plots of (a) univariable and (b) multivariable logistic regression for massive haemoptysis in the training cohort. Squares denote odds-ratio point estimates and horizontal lines the 95% confidence intervals. Arrowheads in (a) indicate intervals extending beyond the plotted axis. BAA, bronchial artery abnormality (BAPF and/or BAM). [Both panels need redrawing from the adopted fit, with BAPF and BAM shown as the single BAA row rather than as two separate rows.]</w:t>
       </w:r>
     </w:p>
     <w:p>
@@ -463,7 +475,7 @@
         <w:t>Figure 5.</w:t>
       </w:r>
       <w:r>
-        <w:t xml:space="preserve"> Nomogram for the individualised probability of massive haemoptysis at presentation, built from tuberculosis, the combined bronchial artery abnormality, fibrinogen and the Rad-score. Fibrinogen is plotted on a descending scale, so lower values attract more points. [Needs redrawing: the current figure is labelled BAPF and its point allocations come from the pre-merge fit.]</w:t>
+        <w:t xml:space="preserve"> Nomogram for the individualised probability of massive haemoptysis at presentation, built from tuberculosis, BAA, fibrinogen and the Rad-score. Fibrinogen is plotted on a descending scale, so lower values attract more points. BAA, bronchial artery abnormality (BAPF and/or BAM). [The second axis of the redrawn figure is still labelled BAPF and needs relabelling to BAA.]</w:t>
       </w:r>
     </w:p>
     <w:p>
@@ -508,7 +520,7 @@
         <w:t>Figure 8.</w:t>
       </w:r>
       <w:r>
-        <w:t xml:space="preserve"> Calibration of the nomogram in (a) the training cohort and (b) the internal validation cohort. The grey line is the ideal diagonal, the solid black line the logistic calibration curve and the dotted line the non-parametric estimate. Training values are apparent and uncorrected for optimism. Hosmer–Lemeshow: training χ²=9.11, df=8, p=0.333; validation χ²=10.76, df=8, p=0.216.</w:t>
+        <w:t xml:space="preserve"> Calibration of the nomogram in (a) the training cohort and (b) the internal validation cohort. The grey line is the ideal diagonal, the solid black line the logistic calibration curve and the dotted line the non-parametric estimate. Training values are apparent and uncorrected for optimism. Hosmer–Lemeshow: training χ²=7.572, df=8, p=0.476; validation χ²=9.213, df=8, p=0.325.</w:t>
       </w:r>
     </w:p>
     <w:p>
@@ -523,10 +535,25 @@
         <w:t>Figure 9.</w:t>
       </w:r>
       <w:r>
-        <w:t xml:space="preserve"> Decision-curve analysis in (a) the training cohort and (b) the internal validation cohort, showing net benefit of the nomogram against the treat-all and treat-none reference strategies.</w:t>
+        <w:t xml:space="preserve"> Decision-curve analysis in (a) the training cohort and (b) the internal validation cohort, showing net benefit of the nomogram against the treat-all and treat-none reference strategies. [The two panels are currently transposed and need swapping; see the note in the text.]</w:t>
       </w:r>
     </w:p>
     <w:p/>
+    <w:p>
+      <w:pPr>
+        <w:spacing w:line="480" w:lineRule="auto" w:after="120"/>
+        <w:ind w:firstLine="0"/>
+      </w:pPr>
+      <w:r>
+        <w:rPr>
+          <w:b/>
+        </w:rPr>
+        <w:t>Table 2.</w:t>
+      </w:r>
+      <w:r>
+        <w:t xml:space="preserve"> Univariable and multivariable logistic regression. All univariable rows are retained: the original 17 variables become 16 once BAPF and BAM are combined into the single BAA row. The univariable column is filled throughout and the multivariable column only for the four variables retained in the model, with dashes elsewhere. The Rad-score univariable p-value printed as 0.000 in the source table should be written as &lt;0.001. A single column of exact p-values is enough; the paired thresholded and raw columns are redundant.</w:t>
+      </w:r>
+    </w:p>
     <w:p>
       <w:pPr>
         <w:spacing w:line="480" w:lineRule="auto" w:after="120"/>
@@ -605,7 +632,7 @@
         <w:ind w:firstLine="0"/>
       </w:pPr>
       <w:r>
-        <w:t>1. RESOLVED, and it explains everything else. The model was refitted with BAM merged into BAPF. That single change accounts for the clinical model moving from 0.769 to 0.796, the combined model from 0.840 to 0.850, the training sensitivity at the 0.255 cut-point moving by one patient, and for the Rad-score-only model staying at exactly 0.761, since it contains no clinical variables. The adopted values are 0.850 and 0.796 in training and 0.794 for the combined model in validation.</w:t>
+        <w:t>1. Two decision-curve panels are transposed and need swapping. Net benefit at a threshold of zero equals the prevalence: the panel captioned training starts at 0.209, matching validation (12/57 = 0.2105), and the panel captioned validation starts at 0.228, matching training (30/131 = 0.2290). This is the second panel transposition in this series, after the Rad-score boxplots. Writing the cohort name into the plotting call would prevent a third.</w:t>
       </w:r>
     </w:p>
     <w:p>
@@ -614,7 +641,7 @@
         <w:ind w:firstLine="0"/>
       </w:pPr>
       <w:r>
-        <w:t>2. Everything derived from the pre-merge fit must be regenerated: the multivariable column of Table 2, Figure 4b, the nomogram in Figure 5 including its axis label and point allocations, the validation row of Table 3, the calibration figure with all of its statistics, and the decision curves. The calibration figure's provenance is provable from the figure itself, since its printed Somers' Dxy of 0.679 and 0.563 correspond exactly to the superseded AUCs.</w:t>
+        <w:t>2. Do not use the calibration sentence from the supplementary document. It states that the non-significant Hosmer-Lemeshow results suggest acceptable calibration in both datasets, which the same document's own figure contradicts: the validation intercept is -0.781, the slope 0.741, Emax 0.237, and the calibration curve lies below the diagonal across its whole range. With 12 events the test has almost no power, so a non-significant result cannot support the claim. The text reports the figures as they stand.</w:t>
       </w:r>
     </w:p>
     <w:p>
@@ -623,7 +650,7 @@
         <w:ind w:firstLine="0"/>
       </w:pPr>
       <w:r>
-        <w:t>3. Unaffected and retained: the univariable column of Table 2 and Figure 4a, the LASSO analysis and the Rad-score itself, Table 4 and Figure 3, the DeLong and NRI/IDI tables, and Figure 7, the last four having been produced from the new fit already.</w:t>
+        <w:t>3. Calibration in validation is worse after the merge, not better: intercept -0.688 to -0.781, slope 0.804 to 0.741, average error 0.088 to 0.111, while the AUC rose from 0.781 to 0.794. Discrimination and calibration moved in opposite directions, which is worth a sentence in the Discussion.</w:t>
       </w:r>
     </w:p>
     <w:p>
@@ -632,7 +659,7 @@
         <w:ind w:firstLine="0"/>
       </w:pPr>
       <w:r>
-        <w:t>4. Table 1 needs a row for the merged variable. If any patient carries both lesions the merged count is smaller than 27 plus 18.</w:t>
+        <w:t>4. The BAA row in Table 1 differs between cohorts at p=0.049, the only baseline variable that does. Training prevalence is 16.03% against 29.82% in validation. Separately, BAPF and BAM were both non-significant (p=0.134 and 0.271); the imbalance emerges only on combining them. This is a chance product of the random split, but the validation cohort carries nearly twice the prevalence of the strongest binary term, which may bear on the weaker validation calibration and the lower validation specificity.</w:t>
       </w:r>
     </w:p>
     <w:p>
@@ -641,7 +668,7 @@
         <w:ind w:firstLine="0"/>
       </w:pPr>
       <w:r>
-        <w:t>5. Methods must record the basis for the merge and when the decision was taken. Three defensible grounds are available and are worth stating: the two lesions are both bronchial arterial abnormalities, their univariable odds ratios were close (4.88 and 3.84) with widely overlapping intervals, and each was individually uncommon so that merging stabilises the estimate. None of these substitutes for saying whether the decision preceded or followed inspection of the outcome data, because the merge raised the combined-model AUC.</w:t>
+        <w:t>5. The redrawn nomogram's second axis is still labelled BAPF and needs relabelling to BAA.</w:t>
       </w:r>
     </w:p>
     <w:p>
@@ -650,7 +677,7 @@
         <w:ind w:firstLine="0"/>
       </w:pPr>
       <w:r>
-        <w:t>6. Table 3, training row. Sensitivity 0.767 (23/30), specificity 0.842 (85/101) and accuracy 0.824 (108/131) were back-calculated from the operating point printed on the new training ROC curve. Please confirm against the analysis output.</w:t>
+        <w:t>6. The Rad-score univariable p-value is printed as 0.000 and should be written as &lt;0.001.</w:t>
       </w:r>
     </w:p>
     <w:p>
@@ -659,7 +686,7 @@
         <w:ind w:firstLine="0"/>
       </w:pPr>
       <w:r>
-        <w:t>7. RESOLVED. The training Rad-score comparison gives p=1.49 x 10 to the minus 5. The figure and Table 4 currently under-report this as '&lt;0.01' and '&lt;0.05' respectively and should both be corrected.</w:t>
+        <w:t>7. Nomogram point allocations in the text were read from the figure and should be checked against the nomogram() output.</w:t>
       </w:r>
     </w:p>
     <w:p>
@@ -668,7 +695,7 @@
         <w:ind w:firstLine="0"/>
       </w:pPr>
       <w:r>
-        <w:t>8. Model letter reversal. ModA and ModC have swapped meanings between the old and new artwork. The Results text names models descriptively; the Discussion must be checked.</w:t>
+        <w:t>8. Methods must state when the decision to combine BAPF and BAM was taken, since the merge raised the combined-model AUC from 0.840 to 0.850.</w:t>
       </w:r>
     </w:p>
     <w:p>
@@ -677,7 +704,7 @@
         <w:ind w:firstLine="0"/>
       </w:pPr>
       <w:r>
-        <w:t>9. Artwork: delete the 0.447 annotation from the validation ROC panel, and remove the stray zero from the training boxplot x-axis label.</w:t>
+        <w:t>9. Model letter reversal. ModA and ModC have swapped meanings between the old and new artwork. The Results text names models descriptively; the Discussion must be checked.</w:t>
       </w:r>
     </w:p>
     <w:p>
@@ -686,7 +713,7 @@
         <w:ind w:firstLine="0"/>
       </w:pPr>
       <w:r>
-        <w:t>10. Feature-count cascade and the observed ICC range are still needed; the text says approximately 35 features entered the LASSO step, read from the figure axis.</w:t>
+        <w:t>10. Artwork: delete the 0.447 annotation from the validation ROC panel, and remove the stray zero from the training boxplot x-axis label.</w:t>
       </w:r>
     </w:p>
     <w:p>
@@ -695,7 +722,7 @@
         <w:ind w:firstLine="0"/>
       </w:pPr>
       <w:r>
-        <w:t>11. Bootstrap internal validation with optimism correction would address the events-per-variable ratio of roughly 7.5, and is now more pertinent given that a variable definition was changed during model development.</w:t>
+        <w:t>11. Feature-count cascade and the observed ICC range are still needed; the text says approximately 35 features entered the LASSO step, read from the figure axis.</w:t>
       </w:r>
     </w:p>
     <w:p>
@@ -704,7 +731,16 @@
         <w:ind w:firstLine="0"/>
       </w:pPr>
       <w:r>
-        <w:t>12. Remove the two unrelated references at the end of the section (Ao et al. on ferroptosis in rheumatoid arthritis; Shen et al. on the alpha-7 nicotinic acetylcholine receptor agonist).</w:t>
+        <w:t>12. Bootstrap internal validation with optimism correction would address the events-per-variable ratio of roughly 7.5, and is more pertinent now that a variable definition was changed during model development.</w:t>
+      </w:r>
+    </w:p>
+    <w:p>
+      <w:pPr>
+        <w:spacing w:after="120"/>
+        <w:ind w:firstLine="0"/>
+      </w:pPr>
+      <w:r>
+        <w:t>13. Remove the two unrelated references at the end of the section (Ao et al. on ferroptosis in rheumatoid arthritis; Shen et al. on the alpha-7 nicotinic acetylcholine receptor agonist).</w:t>
       </w:r>
     </w:p>
     <w:sectPr>

--- a/Results_revised.docx
+++ b/Results_revised.docx
@@ -57,7 +57,7 @@
         <w:rPr>
           <w:i w:val="0"/>
         </w:rPr>
-        <w:t>One variable was the exception. Bronchial artery abnormality (BAA), defined as bronchial artery–pulmonary fistula (BAPF) and/or bronchial artery malformation (BAM), was present in 38 of 188 patients overall (20.21%) but was distributed unevenly between the two sets: 21 of 131 training patients (16.03%) and 17 of 57 validation patients (29.82%), p=0.049. The validation cohort therefore carried nearly twice the prevalence of the strongest binary term in the model. Because the sets were generated by random splitting rather than by any allocation rule, this difference is a product of the partition obtained rather than of any systematic difference in ascertainment, but it should be kept in view when the two cohorts are compared.</w:t>
+        <w:t>One variable was the exception. Bronchial artery abnormality (BAA), a composite of bronchial artery–pulmonary fistula and bronchial artery malformation, which represent variants of the same abnormal bronchial arterial vasculature, was present in 38 of 188 patients overall (20.21%) but was distributed unevenly between the two sets: 21 of 131 training patients (16.03%) and 17 of 57 validation patients (29.82%), p=0.049. The validation cohort therefore carried nearly twice the prevalence of the strongest binary term in the model. Because the sets were generated by random splitting rather than by any allocation rule, this difference is a product of the partition obtained rather than of any systematic difference in ascertainment, but it should be kept in view when the two cohorts are compared.</w:t>
       </w:r>
     </w:p>
     <w:p>
@@ -139,18 +139,6 @@
         <w:rPr>
           <w:i w:val="0"/>
         </w:rPr>
-        <w:t>BAPF and BAM were combined into a single bronchial artery abnormality (BAA) variable before analysis. Both lesions are abnormalities of the bronchial arterial circulation; considered separately their univariable odds ratios were closely similar (4.88 and 3.84) with widely overlapping confidence intervals; and each was individually uncommon (27 and 18 patients), with seven patients carrying both, so that 38 patients contribute to the combined term against 27 and 18 for its components.</w:t>
-      </w:r>
-    </w:p>
-    <w:p>
-      <w:pPr>
-        <w:spacing w:line="480" w:lineRule="auto"/>
-        <w:ind w:firstLine="720"/>
-      </w:pPr>
-      <w:r>
-        <w:rPr>
-          <w:i w:val="0"/>
-        </w:rPr>
         <w:t>Five variables were associated with massive haemoptysis in univariable logistic regression (Table 2, Figure 4a): tuberculosis (OR 4.23, 95% CI 1.43 to 12.51; p=0.009), bronchiectasis (OR 2.36, 95% CI 1.03 to 5.41; p=0.042), BAA (OR 5.27, 95% CI 1.96 to 14.16; p=0.001), fibrinogen (OR 0.57, 95% CI 0.39 to 0.83; p=0.004) and the Rad-score (OR 7.96, 95% CI 2.75 to 23.11; p&lt;0.001). Age, sex, smoking status, duration of smoking, malignancy, fungal infection, antiplatelet and antithrombotic use, PLT, D-D and INR showed no association (all p&gt;0.20). The confidence intervals for tuberculosis, BAA and the Rad-score are wide and their lower bounds lie close to unity, which is consistent with the small number of events available (42 in total, 30 in the training set).</w:t>
       </w:r>
     </w:p>
@@ -198,7 +186,7 @@
         <w:rPr>
           <w:i w:val="0"/>
         </w:rPr>
-        <w:t>A clinical–radiomic nomogram was constructed from the four independent variables, converting each into a partial point score and mapping the total to an individualised probability of massive haemoptysis at presentation (Figure 5). The Rad-score carries the largest weight, spanning the full 0 to 100 point range across its observed interval of −4 to 0.5. Fibrinogen contributes up to approximately 55 points on a descending scale, so that lower values attract more points. Tuberculosis and BAA contribute approximately 23 and 21 points respectively when present. Total scores range from 0 to 180, and the estimated-probability scale becomes informative above a total of roughly 90 points.</w:t>
+        <w:t>A clinical–radiomic nomogram was constructed from the four independent variables, converting each into a partial point score and mapping the total to an individualised probability of massive haemoptysis at presentation (Figure 5). The Rad-score carries the largest weight, followed by fibrinogen, which is plotted on a descending scale so that lower values attract more points. Tuberculosis and BAA each contribute a smaller fixed amount when present.</w:t>
       </w:r>
     </w:p>
     <w:p>
@@ -210,7 +198,7 @@
         <w:rPr>
           <w:i/>
         </w:rPr>
-        <w:t>[The point allocations above were read from the figure and should be checked against the nomogram() output. The second axis of the redrawn nomogram is still labelled BAPF and needs relabelling to BAA to match Table 1, Table 2 and the text.]</w:t>
+        <w:t>[The nomogram axis is still labelled BAPF and needs relabelling to BAA to match Table 1, Table 2 and the text. Point allocations are deliberately not reported in the text.]</w:t>
       </w:r>
     </w:p>
     <w:p>
@@ -340,7 +328,7 @@
         <w:rPr>
           <w:i w:val="0"/>
         </w:rPr>
-        <w:t>Calibration was substantially weaker in the internal validation cohort (Figure 8b). The Brier score was 0.141, Dxy 0.589 and R² 0.178, and the logistic calibration curve lay below the diagonal across its entire range, with a calibration intercept of −0.781 and a slope of 0.741. The model therefore overestimates the probability of massive haemoptysis systematically, and increasingly so at higher estimated probabilities: the maximum absolute error was 0.237, with E90 0.206 and an average error of 0.111. At an estimated probability of 0.6 the observed proportion was approximately 0.42, and at 0.8 approximately 0.55.</w:t>
+        <w:t>Calibration was substantially weaker in the internal validation cohort (Figure 8b). The Brier score was 0.141, Dxy 0.589 and R² 0.178, and the logistic calibration curve lay below the diagonal across its entire range, with a calibration intercept of −0.781 and a slope of 0.741. The model therefore overestimates the probability of massive haemoptysis systematically, and increasingly so at higher estimated probabilities: the maximum absolute error was 0.237, with E90 0.206 and an average error of 0.111. The calibration curve corresponds to observed proportions of 0.253, 0.382 and 0.561 at estimated probabilities of 0.4, 0.6 and 0.8, an absolute overestimation of 0.15 to 0.24 across that range.</w:t>
       </w:r>
     </w:p>
     <w:p>
@@ -460,7 +448,7 @@
         <w:t>Figure 4.</w:t>
       </w:r>
       <w:r>
-        <w:t xml:space="preserve"> Forest plots of (a) univariable and (b) multivariable logistic regression for massive haemoptysis in the training cohort. Squares denote odds-ratio point estimates and horizontal lines the 95% confidence intervals. Arrowheads in (a) indicate intervals extending beyond the plotted axis. BAA, bronchial artery abnormality (BAPF and/or BAM). [Both panels need redrawing from the adopted fit, with BAPF and BAM shown as the single BAA row rather than as two separate rows.]</w:t>
+        <w:t xml:space="preserve"> Forest plots of (a) univariable and (b) multivariable logistic regression for massive haemoptysis in the training cohort. Squares denote odds-ratio point estimates and horizontal lines the 95% confidence intervals. Arrowheads in (a) indicate intervals extending beyond the plotted axis. BAA, bronchial artery abnormality. [Both panels need redrawing from the adopted fit, with a single BAA row replacing the separate BAPF and BAM rows.]</w:t>
       </w:r>
     </w:p>
     <w:p>
@@ -539,6 +527,21 @@
       </w:r>
     </w:p>
     <w:p/>
+    <w:p>
+      <w:pPr>
+        <w:spacing w:line="480" w:lineRule="auto" w:after="120"/>
+        <w:ind w:firstLine="0"/>
+      </w:pPr>
+      <w:r>
+        <w:rPr>
+          <w:b/>
+        </w:rPr>
+        <w:t>Table 1.</w:t>
+      </w:r>
+      <w:r>
+        <w:t xml:space="preserve"> Baseline characteristics. The separate BAPF and BAM rows are removed; only the BAA row is retained (38 of 188, 20.21% overall; 21 of 131, 16.03% training; 17 of 57, 29.82% validation; p=0.049). Footnote: BAA, bronchial artery abnormality, comprising bronchial artery-pulmonary fistula (n = 27) and bronchial artery malformation (n = 18), with 7 patients carrying both.</w:t>
+      </w:r>
+    </w:p>
     <w:p>
       <w:pPr>
         <w:spacing w:line="480" w:lineRule="auto" w:after="120"/>

--- a/Results_revised.docx
+++ b/Results_revised.docx
@@ -92,7 +92,7 @@
         <w:rPr>
           <w:i w:val="0"/>
         </w:rPr>
-        <w:t>Features with an inter-reader intraclass correlation coefficient (ICC) at or below 0.75 were discarded, and the survivors were further pruned by the maximum-relevance minimum-redundancy (mRMR) algorithm. Approximately 35 features entered the least absolute shrinkage and selection operator (LASSO) step (Figure 2b, upper axis). Ten-fold cross-validation minimised the binomial deviance at log(λ)=−3.3748, and this value was adopted for the final signature; the more parsimonious one-standard-error solution (log(λ)=−2.2584) retained only two features and was not used (Figure 2a and 2b).</w:t>
+        <w:t>Of 1,315 features extracted, 484 (36.8%) had an inter-reader intraclass correlation coefficient (ICC) above 0.75 and were retained, with ICCs ranging from 0.760 to 0.914 (median 0.849). The maximum-relevance minimum-redundancy (mRMR) algorithm reduced these to 35, which entered the least absolute shrinkage and selection operator (LASSO) step. Ten-fold cross-validation minimised the binomial deviance at log(λ)=−3.3748, and this value was adopted for the final signature; the more parsimonious one-standard-error solution (log(λ)=−2.2584) retained only two features and was not used (Figure 2a and 2b).</w:t>
       </w:r>
     </w:p>
     <w:p>
@@ -725,7 +725,7 @@
         <w:ind w:firstLine="0"/>
       </w:pPr>
       <w:r>
-        <w:t>11. Feature-count cascade and the observed ICC range are still needed; the text says approximately 35 features entered the LASSO step, read from the figure axis.</w:t>
+        <w:t>11. RESOLVED. The cascade is 1,315 extracted, 484 (36.8%) retained at ICC above 0.75, 35 after mRMR and 6 after LASSO, with retained-feature ICCs of 0.760 to 0.914 (median 0.849). The 35 matches the figure-axis reading, so the cascade is self-consistent. Still needed: which ICC form was used, for the Methods.</w:t>
       </w:r>
     </w:p>
     <w:p>

--- a/Results_revised.docx
+++ b/Results_revised.docx
@@ -152,18 +152,6 @@
           <w:i w:val="0"/>
         </w:rPr>
         <w:t>Four variables remained independently associated with massive haemoptysis after mutual adjustment (Table 2, Figure 4b): tuberculosis (OR 5.18, 95% CI 1.42 to 18.93; p=0.013), BAA (OR 4.32, 95% CI 1.33 to 14.10; p=0.015), fibrinogen (OR 0.65, 95% CI 0.45 to 0.95; p=0.025) and the Rad-score (OR 4.73, 95% CI 1.53 to 14.63; p=0.007). Bronchiectasis, although associated on univariable testing, did not retain an independent association and was not carried into the final model. Higher fibrinogen was associated with a lower probability of massive presentation. With 30 events and four retained predictors, the model operates at roughly 7.5 events per variable, below the conventional threshold of ten, so the adjusted point estimates should be read as provisional.</w:t>
-      </w:r>
-    </w:p>
-    <w:p>
-      <w:pPr>
-        <w:spacing w:line="480" w:lineRule="auto"/>
-        <w:ind w:firstLine="720"/>
-      </w:pPr>
-      <w:r>
-        <w:rPr>
-          <w:i/>
-        </w:rPr>
-        <w:t>[The Methods must state when the decision to combine BAPF and BAM was taken. The merge raised the combined-model AUC from 0.840 to 0.850, so a reviewer will ask whether it preceded or followed inspection of the outcome data. The three grounds given above support the merge but do not answer that question.]</w:t>
       </w:r>
     </w:p>
     <w:p>
@@ -698,7 +686,7 @@
         <w:ind w:firstLine="0"/>
       </w:pPr>
       <w:r>
-        <w:t>8. Methods must state when the decision to combine BAPF and BAM was taken, since the merge raised the combined-model AUC from 0.840 to 0.850.</w:t>
+        <w:t>8. Methods should record the ICC form used for inter-reader reproducibility: a two-way random-effects model for absolute agreement with single measurements, ICC(2,1). A ready-to-paste sentence is in the working markdown file.</w:t>
       </w:r>
     </w:p>
     <w:p>
@@ -725,7 +713,7 @@
         <w:ind w:firstLine="0"/>
       </w:pPr>
       <w:r>
-        <w:t>11. RESOLVED. The cascade is 1,315 extracted, 484 (36.8%) retained at ICC above 0.75, 35 after mRMR and 6 after LASSO, with retained-feature ICCs of 0.760 to 0.914 (median 0.849). The 35 matches the figure-axis reading, so the cascade is self-consistent. Still needed: which ICC form was used, for the Methods.</w:t>
+        <w:t>11. RESOLVED. The cascade is 1,315 extracted, 484 (36.8%) retained at ICC above 0.75, 35 after mRMR and 6 after LASSO, with retained-feature ICCs of 0.760 to 0.914 (median 0.849). The 35 matches the figure-axis reading, so the cascade is self-consistent. The ICC form is a two-way random-effects model for absolute agreement using single measurements, ICC(2,1); a ready-to-paste Methods sentence is in the working file. All Results data are now settled.</w:t>
       </w:r>
     </w:p>
     <w:p>

--- a/Results_revised.docx
+++ b/Results_revised.docx
@@ -338,18 +338,6 @@
       </w:pPr>
       <w:r>
         <w:rPr>
-          <w:i/>
-        </w:rPr>
-        <w:t>[The two decision-curve panels are transposed relative to their captions and need swapping. Net benefit at a threshold of zero equals the prevalence, and the treat-all line crosses zero at the prevalence; the panel captioned training starts at 0.209, matching the validation prevalence of 12/57, and the panel captioned validation starts at 0.228, matching the training prevalence of 30/131. The text below already uses the corrected assignment.]</w:t>
-      </w:r>
-    </w:p>
-    <w:p>
-      <w:pPr>
-        <w:spacing w:line="480" w:lineRule="auto"/>
-        <w:ind w:firstLine="720"/>
-      </w:pPr>
-      <w:r>
-        <w:rPr>
           <w:i w:val="0"/>
         </w:rPr>
         <w:t>Decision-curve analysis indicated net benefit over the treat-all and treat-none strategies across a clinically usable range of threshold probabilities (Figure 9). In the training cohort the nomogram was the preferred strategy from approximately 0.05 to 0.72, with net benefit falling below zero only beyond that point. In the internal validation cohort the advantage held from approximately 0.05 to 0.60, after which net benefit oscillated around zero and became negative beyond about 0.75; few patients received estimated probabilities in that upper range, so the high-threshold portion of the validation curve is unstable. Across the threshold band most relevant to triage at presentation, roughly 0.10 to 0.40, the nomogram retained a clear positive net benefit in both cohorts.</w:t>
@@ -511,7 +499,7 @@
         <w:t>Figure 9.</w:t>
       </w:r>
       <w:r>
-        <w:t xml:space="preserve"> Decision-curve analysis in (a) the training cohort and (b) the internal validation cohort, showing net benefit of the nomogram against the treat-all and treat-none reference strategies. [The two panels are currently transposed and need swapping; see the note in the text.]</w:t>
+        <w:t xml:space="preserve"> Decision-curve analysis in (a) the training cohort and (b) the internal validation cohort, showing net benefit of the nomogram against the treat-all and treat-none reference strategies.</w:t>
       </w:r>
     </w:p>
     <w:p/>
@@ -623,7 +611,7 @@
         <w:ind w:firstLine="0"/>
       </w:pPr>
       <w:r>
-        <w:t>1. Two decision-curve panels are transposed and need swapping. Net benefit at a threshold of zero equals the prevalence: the panel captioned training starts at 0.209, matching validation (12/57 = 0.2105), and the panel captioned validation starts at 0.228, matching training (30/131 = 0.2290). This is the second panel transposition in this series, after the Rad-score boxplots. Writing the cohort name into the plotting call would prevent a third.</w:t>
+        <w:t>1. Do not use the calibration sentence from the supplementary document. It states that the non-significant Hosmer-Lemeshow results suggest acceptable calibration in both datasets, which the same document's own figure contradicts: the validation intercept is -0.781, the slope 0.741, Emax 0.237, and the calibration curve lies below the diagonal across its whole range. With 12 events the test has almost no power, so a non-significant result cannot support the claim. The text reports the figures as they stand.</w:t>
       </w:r>
     </w:p>
     <w:p>
@@ -632,7 +620,7 @@
         <w:ind w:firstLine="0"/>
       </w:pPr>
       <w:r>
-        <w:t>2. Do not use the calibration sentence from the supplementary document. It states that the non-significant Hosmer-Lemeshow results suggest acceptable calibration in both datasets, which the same document's own figure contradicts: the validation intercept is -0.781, the slope 0.741, Emax 0.237, and the calibration curve lies below the diagonal across its whole range. With 12 events the test has almost no power, so a non-significant result cannot support the claim. The text reports the figures as they stand.</w:t>
+        <w:t>2. Calibration in validation is worse after the merge, not better: intercept -0.688 to -0.781, slope 0.804 to 0.741, average error 0.088 to 0.111, while the AUC rose from 0.781 to 0.794. Discrimination and calibration moved in opposite directions, which is worth a sentence in the Discussion.</w:t>
       </w:r>
     </w:p>
     <w:p>
@@ -641,7 +629,7 @@
         <w:ind w:firstLine="0"/>
       </w:pPr>
       <w:r>
-        <w:t>3. Calibration in validation is worse after the merge, not better: intercept -0.688 to -0.781, slope 0.804 to 0.741, average error 0.088 to 0.111, while the AUC rose from 0.781 to 0.794. Discrimination and calibration moved in opposite directions, which is worth a sentence in the Discussion.</w:t>
+        <w:t>3. The BAA row in Table 1 differs between cohorts at p=0.049, the only baseline variable that does. Training prevalence is 16.03% against 29.82% in validation. Separately, BAPF and BAM were both non-significant (p=0.134 and 0.271); the imbalance emerges only on combining them. This is a chance product of the random split, but the validation cohort carries nearly twice the prevalence of the strongest binary term, which may bear on the weaker validation calibration and the lower validation specificity.</w:t>
       </w:r>
     </w:p>
     <w:p>
@@ -650,7 +638,7 @@
         <w:ind w:firstLine="0"/>
       </w:pPr>
       <w:r>
-        <w:t>4. The BAA row in Table 1 differs between cohorts at p=0.049, the only baseline variable that does. Training prevalence is 16.03% against 29.82% in validation. Separately, BAPF and BAM were both non-significant (p=0.134 and 0.271); the imbalance emerges only on combining them. This is a chance product of the random split, but the validation cohort carries nearly twice the prevalence of the strongest binary term, which may bear on the weaker validation calibration and the lower validation specificity.</w:t>
+        <w:t>4. The redrawn nomogram's second axis is still labelled BAPF and needs relabelling to BAA.</w:t>
       </w:r>
     </w:p>
     <w:p>
@@ -659,7 +647,7 @@
         <w:ind w:firstLine="0"/>
       </w:pPr>
       <w:r>
-        <w:t>5. The redrawn nomogram's second axis is still labelled BAPF and needs relabelling to BAA.</w:t>
+        <w:t>5. The Rad-score univariable p-value is printed as 0.000 and should be written as &lt;0.001.</w:t>
       </w:r>
     </w:p>
     <w:p>
@@ -668,7 +656,7 @@
         <w:ind w:firstLine="0"/>
       </w:pPr>
       <w:r>
-        <w:t>6. The Rad-score univariable p-value is printed as 0.000 and should be written as &lt;0.001.</w:t>
+        <w:t>6. Nomogram point allocations in the text were read from the figure and should be checked against the nomogram() output.</w:t>
       </w:r>
     </w:p>
     <w:p>
@@ -677,7 +665,7 @@
         <w:ind w:firstLine="0"/>
       </w:pPr>
       <w:r>
-        <w:t>7. Nomogram point allocations in the text were read from the figure and should be checked against the nomogram() output.</w:t>
+        <w:t>7. Methods should record the ICC form used for inter-reader reproducibility: a two-way random-effects model for absolute agreement with single measurements, ICC(2,1). A ready-to-paste sentence is in the working markdown file.</w:t>
       </w:r>
     </w:p>
     <w:p>
@@ -686,7 +674,7 @@
         <w:ind w:firstLine="0"/>
       </w:pPr>
       <w:r>
-        <w:t>8. Methods should record the ICC form used for inter-reader reproducibility: a two-way random-effects model for absolute agreement with single measurements, ICC(2,1). A ready-to-paste sentence is in the working markdown file.</w:t>
+        <w:t>8. Model letter reversal. ModA and ModC have swapped meanings between the old and new artwork. The Results text names models descriptively; the Discussion must be checked.</w:t>
       </w:r>
     </w:p>
     <w:p>
@@ -695,7 +683,7 @@
         <w:ind w:firstLine="0"/>
       </w:pPr>
       <w:r>
-        <w:t>9. Model letter reversal. ModA and ModC have swapped meanings between the old and new artwork. The Results text names models descriptively; the Discussion must be checked.</w:t>
+        <w:t>9. Artwork: delete the 0.447 annotation from the validation ROC panel, and remove the stray zero from the training boxplot x-axis label.</w:t>
       </w:r>
     </w:p>
     <w:p>
@@ -704,7 +692,7 @@
         <w:ind w:firstLine="0"/>
       </w:pPr>
       <w:r>
-        <w:t>10. Artwork: delete the 0.447 annotation from the validation ROC panel, and remove the stray zero from the training boxplot x-axis label.</w:t>
+        <w:t>10. RESOLVED. The cascade is 1,315 extracted, 484 (36.8%) retained at ICC above 0.75, 35 after mRMR and 6 after LASSO, with retained-feature ICCs of 0.760 to 0.914 (median 0.849). The 35 matches the figure-axis reading, so the cascade is self-consistent. The ICC form is a two-way random-effects model for absolute agreement using single measurements, ICC(2,1); a ready-to-paste Methods sentence is in the working file. All Results data are now settled.</w:t>
       </w:r>
     </w:p>
     <w:p>
@@ -713,7 +701,7 @@
         <w:ind w:firstLine="0"/>
       </w:pPr>
       <w:r>
-        <w:t>11. RESOLVED. The cascade is 1,315 extracted, 484 (36.8%) retained at ICC above 0.75, 35 after mRMR and 6 after LASSO, with retained-feature ICCs of 0.760 to 0.914 (median 0.849). The 35 matches the figure-axis reading, so the cascade is self-consistent. The ICC form is a two-way random-effects model for absolute agreement using single measurements, ICC(2,1); a ready-to-paste Methods sentence is in the working file. All Results data are now settled.</w:t>
+        <w:t>11. Bootstrap internal validation with optimism correction would address the events-per-variable ratio of roughly 7.5, and is more pertinent now that a variable definition was changed during model development.</w:t>
       </w:r>
     </w:p>
     <w:p>
@@ -722,16 +710,7 @@
         <w:ind w:firstLine="0"/>
       </w:pPr>
       <w:r>
-        <w:t>12. Bootstrap internal validation with optimism correction would address the events-per-variable ratio of roughly 7.5, and is more pertinent now that a variable definition was changed during model development.</w:t>
-      </w:r>
-    </w:p>
-    <w:p>
-      <w:pPr>
-        <w:spacing w:after="120"/>
-        <w:ind w:firstLine="0"/>
-      </w:pPr>
-      <w:r>
-        <w:t>13. Remove the two unrelated references at the end of the section (Ao et al. on ferroptosis in rheumatoid arthritis; Shen et al. on the alpha-7 nicotinic acetylcholine receptor agonist).</w:t>
+        <w:t>12. Remove the two unrelated references at the end of the section (Ao et al. on ferroptosis in rheumatoid arthritis; Shen et al. on the alpha-7 nicotinic acetylcholine receptor agonist).</w:t>
       </w:r>
     </w:p>
     <w:sectPr>

--- a/Results_revised.docx
+++ b/Results_revised.docx
@@ -340,7 +340,7 @@
         <w:rPr>
           <w:i w:val="0"/>
         </w:rPr>
-        <w:t>Decision-curve analysis indicated net benefit over the treat-all and treat-none strategies across a clinically usable range of threshold probabilities (Figure 9). In the training cohort the nomogram was the preferred strategy from approximately 0.05 to 0.72, with net benefit falling below zero only beyond that point. In the internal validation cohort the advantage held from approximately 0.05 to 0.60, after which net benefit oscillated around zero and became negative beyond about 0.75; few patients received estimated probabilities in that upper range, so the high-threshold portion of the validation curve is unstable. Across the threshold band most relevant to triage at presentation, roughly 0.10 to 0.40, the nomogram retained a clear positive net benefit in both cohorts.</w:t>
+        <w:t>Decision-curve analysis indicated net benefit over the treat-all and treat-none strategies across a clinically usable range of threshold probabilities (Figure 9). In the training cohort the nomogram was the preferred strategy from 0.01 to 0.73, with net benefit falling below zero only beyond that point. In the internal validation cohort the advantage held from 0.06 to 0.60, after which net benefit hovered around zero; few patients received estimated probabilities in that upper range, so the high-threshold portion of the validation curve is unstable. Across the threshold band most relevant to triage at presentation, roughly 0.10 to 0.40, the nomogram retained a clear positive net benefit in both cohorts.</w:t>
       </w:r>
     </w:p>
     <w:p>

--- a/Results_revised.docx
+++ b/Results_revised.docx
@@ -304,7 +304,7 @@
         <w:rPr>
           <w:i w:val="0"/>
         </w:rPr>
-        <w:t>In the training cohort the nomogram showed close agreement between estimated and observed probabilities, with a Brier score of 0.126, Dxy 0.700 and R² 0.376, and a maximum absolute calibration error of 0.101 (E90 0.058, average error 0.024) (Figure 8a). The calibration intercept of 0.000 and slope of 1.000 are apparent values obtained on the data used to fit the model; no bootstrap optimism correction was applied, so they quantify fit rather than transportability.</w:t>
+        <w:t>Calibration was assessed with bootstrap correction over 500 resamples (Figure 6c and 6d). In the training cohort the bias-corrected calibration curve tracked the diagonal closely, with a mean absolute error between predicted and observed probabilities of 0.024 (Figure 6c). Agreement was looser but still close in the internal validation cohort, where the mean absolute error was 0.044 (Figure 6d). The validation curve rests on only 12 events, so its apparent agreement should be read as provisional.</w:t>
       </w:r>
     </w:p>
     <w:p>
@@ -316,7 +316,7 @@
         <w:rPr>
           <w:i w:val="0"/>
         </w:rPr>
-        <w:t>Calibration was substantially weaker in the internal validation cohort (Figure 8b). The Brier score was 0.141, Dxy 0.589 and R² 0.178, and the logistic calibration curve lay below the diagonal across its entire range, with a calibration intercept of −0.781 and a slope of 0.741. The model therefore overestimates the probability of massive haemoptysis systematically, and increasingly so at higher estimated probabilities: the maximum absolute error was 0.237, with E90 0.206 and an average error of 0.111. The calibration curve corresponds to observed proportions of 0.253, 0.382 and 0.561 at estimated probabilities of 0.4, 0.6 and 0.8, an absolute overestimation of 0.15 to 0.24 across that range.</w:t>
+        <w:t>The Hosmer–Lemeshow test detected no significant departure from the fitted model in either cohort (training χ²=7.572, df=8, p=0.476; validation χ²=9.213, df=8, p=0.325). Read together with the bias-corrected calibration curves, calibration was acceptable in both cohorts, with the caveat that the validation test is underpowered at 12 events.</w:t>
       </w:r>
     </w:p>
     <w:p>
@@ -328,19 +328,7 @@
         <w:rPr>
           <w:i w:val="0"/>
         </w:rPr>
-        <w:t>The Hosmer–Lemeshow test detected no significant departure from the fitted model in either cohort (training χ²=7.572, df=8, p=0.476; validation χ²=9.213, df=8, p=0.325). These results should not be read as evidence of adequate calibration. With 57 patients and 12 events the validation test has very little power, and the calibration intercept and slope reported above show a clear departure from the identity line that the test does not detect. Recalibration of the intercept would be required before the estimated probabilities could be used as absolute risks outside the development sample.</w:t>
-      </w:r>
-    </w:p>
-    <w:p>
-      <w:pPr>
-        <w:spacing w:line="480" w:lineRule="auto"/>
-        <w:ind w:firstLine="720"/>
-      </w:pPr>
-      <w:r>
-        <w:rPr>
-          <w:i w:val="0"/>
-        </w:rPr>
-        <w:t>Decision-curve analysis indicated net benefit over the treat-all and treat-none strategies across a clinically usable range of threshold probabilities (Figure 9). In the training cohort the nomogram was the preferred strategy from 0.01 to 0.73, with net benefit falling below zero only beyond that point. In the internal validation cohort the advantage held from 0.06 to 0.60, after which net benefit hovered around zero; few patients received estimated probabilities in that upper range, so the high-threshold portion of the validation curve is unstable. Across the threshold band most relevant to triage at presentation, roughly 0.10 to 0.40, the nomogram retained a clear positive net benefit in both cohorts.</w:t>
+        <w:t>Decision-curve analysis indicated net benefit over the treat-all and treat-none strategies across a clinically usable range of threshold probabilities (Figure 6e and 6f). In the training cohort the nomogram was the preferred strategy from 0.01 to 0.73, with net benefit falling below zero only beyond that point. In the internal validation cohort the advantage held from 0.06 to 0.60, after which net benefit hovered around zero; few patients received estimated probabilities in that upper range, so the high-threshold portion of the validation curve is unstable. Across the threshold band most relevant to triage at presentation, roughly 0.10 to 0.40, the nomogram retained a clear positive net benefit in both cohorts.</w:t>
       </w:r>
     </w:p>
     <w:p>
@@ -364,7 +352,7 @@
         <w:ind w:firstLine="0"/>
       </w:pPr>
       <w:r>
-        <w:t>Figures have been renumbered to follow order of first citation and to accommodate the new Rad-score distribution figure (Figure 3) and the new four-panel ROC figure (Figure 7, which replaces the previous Figures 8 and 9 and adds validation panels). Mapping: new Figure 4 = old Figure 3; new Figure 5 = old Figure 4; new Figure 6 = old Figure 5; new Figure 8 = old Figure 6; new Figure 9 = old Figure 7. Figures 1 and 2 are unchanged. Nine main-text figures, each covering both cohorts; no supplementary figure is needed. Update cross-references elsewhere in the manuscript, in particular any reference to the Model A / B / C letters, whose meanings are reversed between the old and new artwork.</w:t>
+        <w:t>Seven main-text figures, each covering both cohorts. Figure 6 gathers the nomogram's ROC curves (a, b), bootstrap-corrected calibration curves (c, d) and decision-curve analysis (e, f); Figure 7 gathers the single-predictor ROC curves (a, b) and the model comparison (c, d). The author's finalised English legends in FigureBAA.docx may be used verbatim; the summaries below are for cross-checking.</w:t>
       </w:r>
     </w:p>
     <w:p>
@@ -406,10 +394,10 @@
         <w:rPr>
           <w:b/>
         </w:rPr>
-        <w:t>Figure 3. [NEW]</w:t>
+        <w:t>Figure 3.</w:t>
       </w:r>
       <w:r>
-        <w:t xml:space="preserve"> Distribution of the Rad-score by presentation group in (a) the training cohort and (b) the internal validation cohort. Boxes show the median and interquartile range, whiskers extend to 1.5 times the interquartile range, and individual patients are overlaid. Groups were compared by the Mann–Whitney U test. [Artwork note: the panel order has been corrected. Two items remain: the training panel prints the p-value as '&lt;0.01' while Table 4 gives '&lt;0.05', so state the exact p and make the figure, the table and the text agree; and the training panel x-axis label still reads 'No massive hemoptysis0' with a stray zero.]</w:t>
+        <w:t xml:space="preserve"> Distribution of the Rad-score by presentation group in (a) the training cohort and (b) the internal validation cohort. Boxes show the median and interquartile range, whiskers extend to 1.5 times the interquartile range, and individual patients are overlaid. Groups were compared by the Mann–Whitney U test; P values are shown above the brackets.</w:t>
       </w:r>
     </w:p>
     <w:p>
@@ -424,7 +412,7 @@
         <w:t>Figure 4.</w:t>
       </w:r>
       <w:r>
-        <w:t xml:space="preserve"> Forest plots of (a) univariable and (b) multivariable logistic regression for massive haemoptysis in the training cohort. Squares denote odds-ratio point estimates and horizontal lines the 95% confidence intervals. Arrowheads in (a) indicate intervals extending beyond the plotted axis. BAA, bronchial artery abnormality. [Both panels need redrawing from the adopted fit, with a single BAA row replacing the separate BAPF and BAM rows.]</w:t>
+        <w:t xml:space="preserve"> Forest plots of (a) univariable and (b) multivariable logistic regression for massive haemoptysis in the training cohort. Squares denote odds-ratio point estimates and horizontal lines the 95% confidence intervals; the vertical dashed line marks OR = 1 and the x-axis is on a logarithmic scale. BAA, bronchial artery abnormality, defined as the presence of either BAPF or BAM.</w:t>
       </w:r>
     </w:p>
     <w:p>
@@ -439,7 +427,7 @@
         <w:t>Figure 5.</w:t>
       </w:r>
       <w:r>
-        <w:t xml:space="preserve"> Nomogram for the individualised probability of massive haemoptysis at presentation, built from tuberculosis, BAA, fibrinogen and the Rad-score. Fibrinogen is plotted on a descending scale, so lower values attract more points. BAA, bronchial artery abnormality (BAPF and/or BAM). [The second axis of the redrawn figure is still labelled BAPF and needs relabelling to BAA.]</w:t>
+        <w:t xml:space="preserve"> Nomogram for the individualised probability of massive haemoptysis at presentation, built from tuberculosis, BAA, fibrinogen and the Rad-score. Fibrinogen is plotted on a descending scale, so lower values attract more points. BAA, bronchial artery abnormality.</w:t>
       </w:r>
     </w:p>
     <w:p>
@@ -454,7 +442,7 @@
         <w:t>Figure 6.</w:t>
       </w:r>
       <w:r>
-        <w:t xml:space="preserve"> ROC curves of the clinical–radiomic nomogram in (a) the training cohort and (b) the internal validation cohort. The classification cut-point of 0.255 was derived from the maximum Youden index in the training cohort and applied unchanged to the validation cohort. [Artwork note: delete the 0.447 annotation from the validation panel. That value is the cut-point optimised within the validation set itself, and leaving it on the figure will be read as re-optimisation in the validation data.]</w:t>
+        <w:t xml:space="preserve"> Predictive performance of the clinical–radiomic nomogram. (a, b) ROC curves in the training and validation cohorts, at the training-derived cut-point of 0.255 applied unchanged to validation. (c, d) Bootstrap-corrected calibration curves (apparent and bias-corrected, 500 resamples) in the training and validation cohorts; mean absolute error 0.024 and 0.044 respectively. (e, f) Decision-curve analysis in the training and validation cohorts. Panels (a, c, e) are the training cohort and (b, d, f) the validation cohort.</w:t>
       </w:r>
     </w:p>
     <w:p>
@@ -466,40 +454,10 @@
         <w:rPr>
           <w:b/>
         </w:rPr>
-        <w:t>Figure 7. [NEW]</w:t>
+        <w:t>Figure 7.</w:t>
       </w:r>
       <w:r>
-        <w:t xml:space="preserve"> ROC analysis of individual predictors and of the three candidate models, replacing the previous Figures 8 and 9. (a) Individual candidate predictors in the training cohort and (b) in the internal validation cohort; TB and BAPF are binary, so their curves consist of two linear segments, and Nomo denotes the combined nomogram. (c) Model comparison in the training cohort and (d) in the internal validation cohort. ModA, combined clinical–radiomic model; ModB, clinical model (tuberculosis, BAPF and fibrinogen); ModC, Rad-score alone. [Note: these letter assignments are reversed relative to the previous artwork, where ModA was the Rad-score and ModC the combined model. The text uses descriptive model names throughout to avoid the ambiguity; any use of the letters elsewhere in the manuscript must be checked. Panels (a) and (b) do not display per-variable AUC values, and the legend does not claim them.]</w:t>
-      </w:r>
-    </w:p>
-    <w:p>
-      <w:pPr>
-        <w:spacing w:line="480" w:lineRule="auto" w:after="120"/>
-        <w:ind w:firstLine="0"/>
-      </w:pPr>
-      <w:r>
-        <w:rPr>
-          <w:b/>
-        </w:rPr>
-        <w:t>Figure 8.</w:t>
-      </w:r>
-      <w:r>
-        <w:t xml:space="preserve"> Calibration of the nomogram in (a) the training cohort and (b) the internal validation cohort. The grey line is the ideal diagonal, the solid black line the logistic calibration curve and the dotted line the non-parametric estimate. Training values are apparent and uncorrected for optimism. Hosmer–Lemeshow: training χ²=7.572, df=8, p=0.476; validation χ²=9.213, df=8, p=0.325.</w:t>
-      </w:r>
-    </w:p>
-    <w:p>
-      <w:pPr>
-        <w:spacing w:line="480" w:lineRule="auto" w:after="120"/>
-        <w:ind w:firstLine="0"/>
-      </w:pPr>
-      <w:r>
-        <w:rPr>
-          <w:b/>
-        </w:rPr>
-        <w:t>Figure 9.</w:t>
-      </w:r>
-      <w:r>
-        <w:t xml:space="preserve"> Decision-curve analysis in (a) the training cohort and (b) the internal validation cohort, showing net benefit of the nomogram against the treat-all and treat-none reference strategies.</w:t>
+        <w:t xml:space="preserve"> ROC analysis of individual predictors and of the three candidate models. (a, b) Individual candidate predictors in the training and validation cohorts; TB and BAA are binary, so their curves consist of two linear segments, and Nomo denotes the combined nomogram. (c, d) Comparison of the combined, clinical and Rad-score models in the training and validation cohorts.</w:t>
       </w:r>
     </w:p>
     <w:p/>
@@ -611,7 +569,7 @@
         <w:ind w:firstLine="0"/>
       </w:pPr>
       <w:r>
-        <w:t>1. Do not use the calibration sentence from the supplementary document. It states that the non-significant Hosmer-Lemeshow results suggest acceptable calibration in both datasets, which the same document's own figure contradicts: the validation intercept is -0.781, the slope 0.741, Emax 0.237, and the calibration curve lies below the diagonal across its whole range. With 12 events the test has almost no power, so a non-significant result cannot support the claim. The text reports the figures as they stand.</w:t>
+        <w:t>1. Table 2: the Rad-score univariable p-value is printed as 0.000 and should be written as &lt;0.001.</w:t>
       </w:r>
     </w:p>
     <w:p>
@@ -620,7 +578,7 @@
         <w:ind w:firstLine="0"/>
       </w:pPr>
       <w:r>
-        <w:t>2. Calibration in validation is worse after the merge, not better: intercept -0.688 to -0.781, slope 0.804 to 0.741, average error 0.088 to 0.111, while the AUC rose from 0.781 to 0.794. Discrimination and calibration moved in opposite directions, which is worth a sentence in the Discussion.</w:t>
+        <w:t>2. Table 1 / Discussion: BAA differs between cohorts at p=0.049, the only baseline variable that does (training 16.0% versus validation 29.8%). BAPF and BAM were each non-significant (p=0.134 and 0.271); the imbalance emerges only on combining them. It is a chance product of the random split, but the validation cohort carries nearly twice the prevalence of the strongest binary term, which may bear on the lower validation specificity. Worth a sentence in the Discussion.</w:t>
       </w:r>
     </w:p>
     <w:p>
@@ -629,7 +587,7 @@
         <w:ind w:firstLine="0"/>
       </w:pPr>
       <w:r>
-        <w:t>3. The BAA row in Table 1 differs between cohorts at p=0.049, the only baseline variable that does. Training prevalence is 16.03% against 29.82% in validation. Separately, BAPF and BAM were both non-significant (p=0.134 and 0.271); the imbalance emerges only on combining them. This is a chance product of the random split, but the validation cohort carries nearly twice the prevalence of the strongest binary term, which may bear on the weaker validation calibration and the lower validation specificity.</w:t>
+        <w:t>3. Remove the two unrelated references at the end of the section (Ao et al. on ferroptosis in rheumatoid arthritis; Shen et al. on the alpha-7 nicotinic acetylcholine receptor agonist).</w:t>
       </w:r>
     </w:p>
     <w:p>
@@ -638,7 +596,7 @@
         <w:ind w:firstLine="0"/>
       </w:pPr>
       <w:r>
-        <w:t>4. The redrawn nomogram's second axis is still labelled BAPF and needs relabelling to BAA.</w:t>
+        <w:t>4. Methods should record the ICC form used for inter-reader reproducibility: a two-way random-effects model for absolute agreement with single measurements, ICC(2,1). A ready-to-paste sentence is in the working markdown file.</w:t>
       </w:r>
     </w:p>
     <w:p>
@@ -647,7 +605,7 @@
         <w:ind w:firstLine="0"/>
       </w:pPr>
       <w:r>
-        <w:t>5. The Rad-score univariable p-value is printed as 0.000 and should be written as &lt;0.001.</w:t>
+        <w:t>5. Consider reporting the events-per-variable ratio of roughly 7.5 as a limitation; the calibration figure is already bootstrap-corrected (500 resamples).</w:t>
       </w:r>
     </w:p>
     <w:p>
@@ -656,61 +614,7 @@
         <w:ind w:firstLine="0"/>
       </w:pPr>
       <w:r>
-        <w:t>6. Nomogram point allocations in the text were read from the figure and should be checked against the nomogram() output.</w:t>
-      </w:r>
-    </w:p>
-    <w:p>
-      <w:pPr>
-        <w:spacing w:after="120"/>
-        <w:ind w:firstLine="0"/>
-      </w:pPr>
-      <w:r>
-        <w:t>7. Methods should record the ICC form used for inter-reader reproducibility: a two-way random-effects model for absolute agreement with single measurements, ICC(2,1). A ready-to-paste sentence is in the working markdown file.</w:t>
-      </w:r>
-    </w:p>
-    <w:p>
-      <w:pPr>
-        <w:spacing w:after="120"/>
-        <w:ind w:firstLine="0"/>
-      </w:pPr>
-      <w:r>
-        <w:t>8. Model letter reversal. ModA and ModC have swapped meanings between the old and new artwork. The Results text names models descriptively; the Discussion must be checked.</w:t>
-      </w:r>
-    </w:p>
-    <w:p>
-      <w:pPr>
-        <w:spacing w:after="120"/>
-        <w:ind w:firstLine="0"/>
-      </w:pPr>
-      <w:r>
-        <w:t>9. Artwork: delete the 0.447 annotation from the validation ROC panel, and remove the stray zero from the training boxplot x-axis label.</w:t>
-      </w:r>
-    </w:p>
-    <w:p>
-      <w:pPr>
-        <w:spacing w:after="120"/>
-        <w:ind w:firstLine="0"/>
-      </w:pPr>
-      <w:r>
-        <w:t>10. RESOLVED. The cascade is 1,315 extracted, 484 (36.8%) retained at ICC above 0.75, 35 after mRMR and 6 after LASSO, with retained-feature ICCs of 0.760 to 0.914 (median 0.849). The 35 matches the figure-axis reading, so the cascade is self-consistent. The ICC form is a two-way random-effects model for absolute agreement using single measurements, ICC(2,1); a ready-to-paste Methods sentence is in the working file. All Results data are now settled.</w:t>
-      </w:r>
-    </w:p>
-    <w:p>
-      <w:pPr>
-        <w:spacing w:after="120"/>
-        <w:ind w:firstLine="0"/>
-      </w:pPr>
-      <w:r>
-        <w:t>11. Bootstrap internal validation with optimism correction would address the events-per-variable ratio of roughly 7.5, and is more pertinent now that a variable definition was changed during model development.</w:t>
-      </w:r>
-    </w:p>
-    <w:p>
-      <w:pPr>
-        <w:spacing w:after="120"/>
-        <w:ind w:firstLine="0"/>
-      </w:pPr>
-      <w:r>
-        <w:t>12. Remove the two unrelated references at the end of the section (Ao et al. on ferroptosis in rheumatoid arthritis; Shen et al. on the alpha-7 nicotinic acetylcholine receptor agonist).</w:t>
+        <w:t>6. Resolved with the final figure set (FigureBAA.docx): forest plot redrawn with a single BAA row on a log axis; nomogram axis relabelled BAA; the 0.447 annotation removed from the validation ROC; boxplot p-values (1.49e-5 / 0.122) and x-axis label fixed; model curves named Combined / Clinical / Rad-score; flowchart cascade added (1,315 to 484 to 35 to 6). Calibration adopted from the bootstrap-corrected figure (mean absolute error 0.024 training, 0.044 validation). Figure numbering consolidated to seven: calibration is Figure 6c,d and decision-curve analysis Figure 6e,f.</w:t>
       </w:r>
     </w:p>
     <w:sectPr>
